--- a/Meeting Minutes.docx
+++ b/Meeting Minutes.docx
@@ -59,6 +59,16 @@
         </w:rPr>
         <w:t>22/01/26</w:t>
       </w:r>
+      <w:r>
+        <w:rPr>
+          <w:b w:val="1"/>
+          <w:bCs w:val="1"/>
+          <w:sz w:val="24"/>
+          <w:szCs w:val="24"/>
+          <w:u w:val="single"/>
+        </w:rPr>
+        <w:t xml:space="preserve"> - Week 1</w:t>
+      </w:r>
     </w:p>
     <w:p>
       <w:pPr>
@@ -192,7 +202,27 @@
           <w:szCs w:val="24"/>
           <w:u w:val="none"/>
         </w:rPr>
-        <w:t>The first meeting after the team was created revolved around discussing the different projects available and which one we would prefer as our desired task, as well as our two reserve choices. We did this by informing each other of our skills as well as which projects genuinely interested us. Afterwards, the team details</w:t>
+        <w:t>The first meeting after the team was created revolved around discussing the different projects available and which one we would prefer as our desired task, as well as our two reserve choices. We did this by informing each other of our skills as well as which projects genuinely interested us. Afterwards,</w:t>
+      </w:r>
+      <w:r>
+        <w:rPr>
+          <w:b w:val="0"/>
+          <w:bCs w:val="0"/>
+          <w:sz w:val="24"/>
+          <w:szCs w:val="24"/>
+          <w:u w:val="none"/>
+        </w:rPr>
+        <w:t xml:space="preserve"> </w:t>
+      </w:r>
+      <w:r>
+        <w:rPr>
+          <w:b w:val="0"/>
+          <w:bCs w:val="0"/>
+          <w:sz w:val="24"/>
+          <w:szCs w:val="24"/>
+          <w:u w:val="none"/>
+        </w:rPr>
+        <w:t>the team details</w:t>
       </w:r>
       <w:r>
         <w:rPr>
@@ -252,12 +282,58 @@
           <w:szCs w:val="24"/>
           <w:u w:val="none"/>
         </w:rPr>
-        <w:t xml:space="preserve"> created.</w:t>
-      </w:r>
-      <w:r>
-        <w:rPr>
-          <w:b w:val="0"/>
-          <w:bCs w:val="0"/>
+        <w:t xml:space="preserve"> created</w:t>
+      </w:r>
+      <w:r>
+        <w:rPr>
+          <w:b w:val="0"/>
+          <w:bCs w:val="0"/>
+          <w:sz w:val="24"/>
+          <w:szCs w:val="24"/>
+          <w:u w:val="none"/>
+        </w:rPr>
+        <w:t xml:space="preserve"> by Hamid.</w:t>
+      </w:r>
+    </w:p>
+    <w:p>
+      <w:pPr>
+        <w:pStyle w:val="Normal"/>
+        <w:jc w:val="left"/>
+        <w:rPr>
+          <w:b w:val="0"/>
+          <w:bCs w:val="0"/>
+          <w:sz w:val="24"/>
+          <w:szCs w:val="24"/>
+          <w:u w:val="none"/>
+        </w:rPr>
+      </w:pPr>
+    </w:p>
+    <w:p>
+      <w:pPr>
+        <w:pStyle w:val="Normal"/>
+        <w:jc w:val="left"/>
+        <w:rPr>
+          <w:b w:val="1"/>
+          <w:bCs w:val="1"/>
+          <w:sz w:val="24"/>
+          <w:szCs w:val="24"/>
+          <w:u w:val="none"/>
+        </w:rPr>
+      </w:pPr>
+      <w:r>
+        <w:rPr>
+          <w:b w:val="1"/>
+          <w:bCs w:val="1"/>
+          <w:sz w:val="24"/>
+          <w:szCs w:val="24"/>
+          <w:u w:val="none"/>
+        </w:rPr>
+        <w:t>Plan for Next Week:</w:t>
+      </w:r>
+      <w:r>
+        <w:rPr>
+          <w:b w:val="1"/>
+          <w:bCs w:val="1"/>
           <w:sz w:val="24"/>
           <w:szCs w:val="24"/>
           <w:u w:val="none"/>
@@ -267,6 +343,60 @@
     </w:p>
     <w:p>
       <w:pPr>
+        <w:pStyle w:val="ListParagraph"/>
+        <w:numPr>
+          <w:ilvl w:val="0"/>
+          <w:numId w:val="1"/>
+        </w:numPr>
+        <w:jc w:val="left"/>
+        <w:rPr>
+          <w:b w:val="0"/>
+          <w:bCs w:val="0"/>
+          <w:sz w:val="24"/>
+          <w:szCs w:val="24"/>
+          <w:u w:val="none"/>
+        </w:rPr>
+      </w:pPr>
+      <w:r>
+        <w:rPr>
+          <w:b w:val="0"/>
+          <w:bCs w:val="0"/>
+          <w:sz w:val="24"/>
+          <w:szCs w:val="24"/>
+          <w:u w:val="none"/>
+        </w:rPr>
+        <w:t>Confirm our project</w:t>
+      </w:r>
+    </w:p>
+    <w:p>
+      <w:pPr>
+        <w:pStyle w:val="ListParagraph"/>
+        <w:numPr>
+          <w:ilvl w:val="0"/>
+          <w:numId w:val="1"/>
+        </w:numPr>
+        <w:jc w:val="left"/>
+        <w:rPr>
+          <w:b w:val="0"/>
+          <w:bCs w:val="0"/>
+          <w:sz w:val="24"/>
+          <w:szCs w:val="24"/>
+          <w:u w:val="none"/>
+        </w:rPr>
+      </w:pPr>
+      <w:r>
+        <w:rPr>
+          <w:b w:val="0"/>
+          <w:bCs w:val="0"/>
+          <w:sz w:val="24"/>
+          <w:szCs w:val="24"/>
+          <w:u w:val="none"/>
+        </w:rPr>
+        <w:t>Discuss the project</w:t>
+      </w:r>
+    </w:p>
+    <w:p>
+      <w:pPr>
         <w:pStyle w:val="Normal"/>
         <w:jc w:val="left"/>
         <w:rPr>
@@ -379,6 +509,16 @@
         </w:rPr>
         <w:t>29/01/26</w:t>
       </w:r>
+      <w:r>
+        <w:rPr>
+          <w:b w:val="1"/>
+          <w:bCs w:val="1"/>
+          <w:sz w:val="24"/>
+          <w:szCs w:val="24"/>
+          <w:u w:val="single"/>
+        </w:rPr>
+        <w:t xml:space="preserve"> - Week 2</w:t>
+      </w:r>
     </w:p>
     <w:p>
       <w:pPr>
@@ -590,6 +730,82 @@
         <w:pStyle w:val="Normal"/>
         <w:jc w:val="left"/>
         <w:rPr>
+          <w:b w:val="1"/>
+          <w:bCs w:val="1"/>
+          <w:sz w:val="24"/>
+          <w:szCs w:val="24"/>
+          <w:u w:val="none"/>
+        </w:rPr>
+      </w:pPr>
+      <w:r>
+        <w:rPr>
+          <w:b w:val="1"/>
+          <w:bCs w:val="1"/>
+          <w:sz w:val="24"/>
+          <w:szCs w:val="24"/>
+          <w:u w:val="none"/>
+        </w:rPr>
+        <w:t>Plan for Next Week:</w:t>
+      </w:r>
+    </w:p>
+    <w:p>
+      <w:pPr>
+        <w:pStyle w:val="ListParagraph"/>
+        <w:numPr>
+          <w:ilvl w:val="0"/>
+          <w:numId w:val="2"/>
+        </w:numPr>
+        <w:jc w:val="left"/>
+        <w:rPr>
+          <w:b w:val="0"/>
+          <w:bCs w:val="0"/>
+          <w:sz w:val="24"/>
+          <w:szCs w:val="24"/>
+          <w:u w:val="none"/>
+        </w:rPr>
+      </w:pPr>
+      <w:r>
+        <w:rPr>
+          <w:b w:val="0"/>
+          <w:bCs w:val="0"/>
+          <w:sz w:val="24"/>
+          <w:szCs w:val="24"/>
+          <w:u w:val="none"/>
+        </w:rPr>
+        <w:t xml:space="preserve">Prepare for client meeting </w:t>
+      </w:r>
+    </w:p>
+    <w:p>
+      <w:pPr>
+        <w:pStyle w:val="Normal"/>
+        <w:jc w:val="left"/>
+        <w:rPr>
+          <w:b w:val="0"/>
+          <w:bCs w:val="0"/>
+          <w:sz w:val="24"/>
+          <w:szCs w:val="24"/>
+          <w:u w:val="none"/>
+        </w:rPr>
+      </w:pPr>
+    </w:p>
+    <w:p>
+      <w:pPr>
+        <w:pStyle w:val="Normal"/>
+        <w:jc w:val="left"/>
+        <w:rPr>
+          <w:b w:val="0"/>
+          <w:bCs w:val="0"/>
+          <w:sz w:val="24"/>
+          <w:szCs w:val="24"/>
+          <w:u w:val="none"/>
+        </w:rPr>
+      </w:pPr>
+    </w:p>
+    <w:p>
+      <w:pPr>
+        <w:pStyle w:val="Normal"/>
+        <w:jc w:val="left"/>
+        <w:rPr>
           <w:b w:val="0"/>
           <w:bCs w:val="0"/>
           <w:sz w:val="24"/>
@@ -613,17 +829,103 @@
         <w:pStyle w:val="Normal"/>
         <w:jc w:val="left"/>
         <w:rPr>
-          <w:b w:val="0"/>
-          <w:bCs w:val="0"/>
-          <w:sz w:val="24"/>
-          <w:szCs w:val="24"/>
-          <w:u w:val="none"/>
-        </w:rPr>
-      </w:pPr>
-      <w:r>
-        <w:rPr>
-          <w:b w:val="0"/>
-          <w:bCs w:val="0"/>
+          <w:b w:val="1"/>
+          <w:bCs w:val="1"/>
+          <w:sz w:val="24"/>
+          <w:szCs w:val="24"/>
+          <w:u w:val="single"/>
+        </w:rPr>
+      </w:pPr>
+      <w:r>
+        <w:rPr>
+          <w:b w:val="1"/>
+          <w:bCs w:val="1"/>
+          <w:sz w:val="24"/>
+          <w:szCs w:val="24"/>
+          <w:u w:val="single"/>
+        </w:rPr>
+        <w:t>05/02/26</w:t>
+      </w:r>
+      <w:r>
+        <w:rPr>
+          <w:b w:val="1"/>
+          <w:bCs w:val="1"/>
+          <w:sz w:val="24"/>
+          <w:szCs w:val="24"/>
+          <w:u w:val="single"/>
+        </w:rPr>
+        <w:t xml:space="preserve"> - Week 3</w:t>
+      </w:r>
+    </w:p>
+    <w:p>
+      <w:pPr>
+        <w:pStyle w:val="Normal"/>
+        <w:jc w:val="left"/>
+        <w:rPr>
+          <w:b w:val="0"/>
+          <w:bCs w:val="0"/>
+          <w:sz w:val="24"/>
+          <w:szCs w:val="24"/>
+          <w:u w:val="none"/>
+        </w:rPr>
+      </w:pPr>
+      <w:r>
+        <w:rPr>
+          <w:b w:val="1"/>
+          <w:bCs w:val="1"/>
+          <w:sz w:val="24"/>
+          <w:szCs w:val="24"/>
+          <w:u w:val="none"/>
+        </w:rPr>
+        <w:t>Participants</w:t>
+      </w:r>
+      <w:r>
+        <w:rPr>
+          <w:b w:val="0"/>
+          <w:bCs w:val="0"/>
+          <w:sz w:val="24"/>
+          <w:szCs w:val="24"/>
+          <w:u w:val="none"/>
+        </w:rPr>
+        <w:t xml:space="preserve">: Jazib Bangash khan, Hamid Hussain Shah, Muhammad Jibraeel Gani, Mohammed Rayhan Yaqoob, Collins </w:t>
+      </w:r>
+      <w:r>
+        <w:rPr>
+          <w:b w:val="0"/>
+          <w:bCs w:val="0"/>
+          <w:sz w:val="24"/>
+          <w:szCs w:val="24"/>
+          <w:u w:val="none"/>
+        </w:rPr>
+        <w:t>Ezeilo</w:t>
+      </w:r>
+      <w:r>
+        <w:rPr>
+          <w:b w:val="0"/>
+          <w:bCs w:val="0"/>
+          <w:sz w:val="24"/>
+          <w:szCs w:val="24"/>
+          <w:u w:val="none"/>
+        </w:rPr>
+        <w:t>, Abdul Azim, Luqmaan Shaikh</w:t>
+      </w:r>
+    </w:p>
+    <w:p>
+      <w:pPr>
+        <w:pStyle w:val="Normal"/>
+        <w:jc w:val="left"/>
+        <w:rPr>
+          <w:b w:val="1"/>
+          <w:bCs w:val="1"/>
+          <w:sz w:val="24"/>
+          <w:szCs w:val="24"/>
+          <w:u w:val="none"/>
+        </w:rPr>
+      </w:pPr>
+      <w:r>
+        <w:rPr>
+          <w:b w:val="1"/>
+          <w:bCs w:val="1"/>
           <w:sz w:val="24"/>
           <w:szCs w:val="24"/>
           <w:u w:val="none"/>
@@ -640,6 +942,264 @@
           <w:bCs w:val="1"/>
           <w:sz w:val="24"/>
           <w:szCs w:val="24"/>
+          <w:u w:val="none"/>
+        </w:rPr>
+      </w:pPr>
+      <w:r>
+        <w:rPr>
+          <w:b w:val="1"/>
+          <w:bCs w:val="1"/>
+          <w:sz w:val="24"/>
+          <w:szCs w:val="24"/>
+          <w:u w:val="none"/>
+        </w:rPr>
+        <w:t xml:space="preserve">Content: </w:t>
+      </w:r>
+    </w:p>
+    <w:p>
+      <w:pPr>
+        <w:pStyle w:val="Normal"/>
+        <w:jc w:val="left"/>
+        <w:rPr>
+          <w:b w:val="0"/>
+          <w:bCs w:val="0"/>
+          <w:sz w:val="24"/>
+          <w:szCs w:val="24"/>
+          <w:u w:val="none"/>
+        </w:rPr>
+      </w:pPr>
+      <w:r>
+        <w:rPr>
+          <w:b w:val="0"/>
+          <w:bCs w:val="0"/>
+          <w:sz w:val="24"/>
+          <w:szCs w:val="24"/>
+          <w:u w:val="none"/>
+        </w:rPr>
+        <w:t xml:space="preserve"> </w:t>
+      </w:r>
+    </w:p>
+    <w:p>
+      <w:pPr>
+        <w:pStyle w:val="Normal"/>
+        <w:jc w:val="left"/>
+        <w:rPr>
+          <w:b w:val="0"/>
+          <w:bCs w:val="0"/>
+          <w:sz w:val="24"/>
+          <w:szCs w:val="24"/>
+          <w:u w:val="none"/>
+        </w:rPr>
+      </w:pPr>
+      <w:r>
+        <w:rPr>
+          <w:b w:val="0"/>
+          <w:bCs w:val="0"/>
+          <w:sz w:val="24"/>
+          <w:szCs w:val="24"/>
+          <w:u w:val="none"/>
+        </w:rPr>
+        <w:t xml:space="preserve">This session involved us creating a list of questions and meeting with our client to discuss the project in further detail. During the meeting, we asked the client specific questions </w:t>
+      </w:r>
+      <w:r>
+        <w:rPr>
+          <w:b w:val="0"/>
+          <w:bCs w:val="0"/>
+          <w:sz w:val="24"/>
+          <w:szCs w:val="24"/>
+          <w:u w:val="none"/>
+        </w:rPr>
+        <w:t>regarding</w:t>
+      </w:r>
+      <w:r>
+        <w:rPr>
+          <w:b w:val="0"/>
+          <w:bCs w:val="0"/>
+          <w:sz w:val="24"/>
+          <w:szCs w:val="24"/>
+          <w:u w:val="none"/>
+        </w:rPr>
+        <w:t xml:space="preserve"> their requirements, as well as the features they were looking for. This helped us with ideas and how we would go about working on the </w:t>
+      </w:r>
+      <w:r>
+        <w:rPr>
+          <w:b w:val="0"/>
+          <w:bCs w:val="0"/>
+          <w:sz w:val="24"/>
+          <w:szCs w:val="24"/>
+          <w:u w:val="none"/>
+        </w:rPr>
+        <w:t>project</w:t>
+      </w:r>
+      <w:r>
+        <w:rPr>
+          <w:b w:val="0"/>
+          <w:bCs w:val="0"/>
+          <w:sz w:val="24"/>
+          <w:szCs w:val="24"/>
+          <w:u w:val="none"/>
+        </w:rPr>
+        <w:t>.</w:t>
+      </w:r>
+    </w:p>
+    <w:p>
+      <w:pPr>
+        <w:pStyle w:val="Normal"/>
+        <w:jc w:val="left"/>
+        <w:rPr>
+          <w:b w:val="0"/>
+          <w:bCs w:val="0"/>
+          <w:sz w:val="24"/>
+          <w:szCs w:val="24"/>
+          <w:u w:val="none"/>
+        </w:rPr>
+      </w:pPr>
+    </w:p>
+    <w:p>
+      <w:pPr>
+        <w:pStyle w:val="Normal"/>
+        <w:jc w:val="left"/>
+        <w:rPr>
+          <w:b w:val="1"/>
+          <w:bCs w:val="1"/>
+          <w:sz w:val="24"/>
+          <w:szCs w:val="24"/>
+          <w:u w:val="none"/>
+        </w:rPr>
+      </w:pPr>
+      <w:r>
+        <w:rPr>
+          <w:b w:val="1"/>
+          <w:bCs w:val="1"/>
+          <w:sz w:val="24"/>
+          <w:szCs w:val="24"/>
+          <w:u w:val="none"/>
+        </w:rPr>
+        <w:t>Plan for Next Week:</w:t>
+      </w:r>
+    </w:p>
+    <w:p>
+      <w:pPr>
+        <w:pStyle w:val="ListParagraph"/>
+        <w:numPr>
+          <w:ilvl w:val="0"/>
+          <w:numId w:val="3"/>
+        </w:numPr>
+        <w:jc w:val="left"/>
+        <w:rPr>
+          <w:b w:val="0"/>
+          <w:bCs w:val="0"/>
+          <w:sz w:val="24"/>
+          <w:szCs w:val="24"/>
+          <w:u w:val="none"/>
+        </w:rPr>
+      </w:pPr>
+      <w:r>
+        <w:rPr>
+          <w:b w:val="0"/>
+          <w:bCs w:val="0"/>
+          <w:sz w:val="24"/>
+          <w:szCs w:val="24"/>
+          <w:u w:val="none"/>
+        </w:rPr>
+        <w:t>Discuss client interview information</w:t>
+      </w:r>
+    </w:p>
+    <w:p>
+      <w:pPr>
+        <w:pStyle w:val="ListParagraph"/>
+        <w:numPr>
+          <w:ilvl w:val="0"/>
+          <w:numId w:val="3"/>
+        </w:numPr>
+        <w:jc w:val="left"/>
+        <w:rPr>
+          <w:b w:val="0"/>
+          <w:bCs w:val="0"/>
+          <w:sz w:val="24"/>
+          <w:szCs w:val="24"/>
+          <w:u w:val="none"/>
+        </w:rPr>
+      </w:pPr>
+      <w:r>
+        <w:rPr>
+          <w:b w:val="0"/>
+          <w:bCs w:val="0"/>
+          <w:sz w:val="24"/>
+          <w:szCs w:val="24"/>
+          <w:u w:val="none"/>
+        </w:rPr>
+        <w:t xml:space="preserve">Begin </w:t>
+      </w:r>
+      <w:r>
+        <w:rPr>
+          <w:b w:val="0"/>
+          <w:bCs w:val="0"/>
+          <w:sz w:val="24"/>
+          <w:szCs w:val="24"/>
+          <w:u w:val="none"/>
+        </w:rPr>
+        <w:t>planning for</w:t>
+      </w:r>
+      <w:r>
+        <w:rPr>
+          <w:b w:val="0"/>
+          <w:bCs w:val="0"/>
+          <w:sz w:val="24"/>
+          <w:szCs w:val="24"/>
+          <w:u w:val="none"/>
+        </w:rPr>
+        <w:t xml:space="preserve"> the project</w:t>
+      </w:r>
+    </w:p>
+    <w:p>
+      <w:pPr>
+        <w:pStyle w:val="Normal"/>
+        <w:jc w:val="left"/>
+        <w:rPr>
+          <w:b w:val="0"/>
+          <w:bCs w:val="0"/>
+          <w:sz w:val="24"/>
+          <w:szCs w:val="24"/>
+          <w:u w:val="none"/>
+        </w:rPr>
+      </w:pPr>
+    </w:p>
+    <w:p>
+      <w:pPr>
+        <w:pStyle w:val="Normal"/>
+        <w:jc w:val="left"/>
+        <w:rPr>
+          <w:b w:val="0"/>
+          <w:bCs w:val="0"/>
+          <w:sz w:val="24"/>
+          <w:szCs w:val="24"/>
+          <w:u w:val="none"/>
+        </w:rPr>
+      </w:pPr>
+    </w:p>
+    <w:p>
+      <w:pPr>
+        <w:pStyle w:val="Normal"/>
+        <w:jc w:val="left"/>
+        <w:rPr>
+          <w:b w:val="0"/>
+          <w:bCs w:val="0"/>
+          <w:sz w:val="24"/>
+          <w:szCs w:val="24"/>
+          <w:u w:val="none"/>
+        </w:rPr>
+      </w:pPr>
+    </w:p>
+    <w:p>
+      <w:pPr>
+        <w:pStyle w:val="Normal"/>
+        <w:jc w:val="left"/>
+        <w:rPr>
+          <w:b w:val="1"/>
+          <w:bCs w:val="1"/>
+          <w:sz w:val="24"/>
+          <w:szCs w:val="24"/>
           <w:u w:val="single"/>
         </w:rPr>
       </w:pPr>
@@ -651,7 +1211,17 @@
           <w:szCs w:val="24"/>
           <w:u w:val="single"/>
         </w:rPr>
-        <w:t>05/02/26</w:t>
+        <w:t>12/02/26</w:t>
+      </w:r>
+      <w:r>
+        <w:rPr>
+          <w:b w:val="1"/>
+          <w:bCs w:val="1"/>
+          <w:sz w:val="24"/>
+          <w:szCs w:val="24"/>
+          <w:u w:val="single"/>
+        </w:rPr>
+        <w:t xml:space="preserve"> - Week 4</w:t>
       </w:r>
     </w:p>
     <w:p>
@@ -712,17 +1282,136 @@
         <w:pStyle w:val="Normal"/>
         <w:jc w:val="left"/>
         <w:rPr>
-          <w:b w:val="1"/>
-          <w:bCs w:val="1"/>
-          <w:sz w:val="24"/>
-          <w:szCs w:val="24"/>
-          <w:u w:val="none"/>
-        </w:rPr>
-      </w:pPr>
-      <w:r>
-        <w:rPr>
-          <w:b w:val="1"/>
-          <w:bCs w:val="1"/>
+          <w:b w:val="0"/>
+          <w:bCs w:val="0"/>
+          <w:sz w:val="24"/>
+          <w:szCs w:val="24"/>
+          <w:u w:val="none"/>
+        </w:rPr>
+      </w:pPr>
+    </w:p>
+    <w:p>
+      <w:pPr>
+        <w:pStyle w:val="Normal"/>
+        <w:jc w:val="left"/>
+        <w:rPr>
+          <w:b w:val="1"/>
+          <w:bCs w:val="1"/>
+          <w:sz w:val="24"/>
+          <w:szCs w:val="24"/>
+          <w:u w:val="none"/>
+        </w:rPr>
+      </w:pPr>
+    </w:p>
+    <w:p>
+      <w:pPr>
+        <w:pStyle w:val="Normal"/>
+        <w:jc w:val="left"/>
+        <w:rPr>
+          <w:b w:val="1"/>
+          <w:bCs w:val="1"/>
+          <w:sz w:val="24"/>
+          <w:szCs w:val="24"/>
+          <w:u w:val="none"/>
+        </w:rPr>
+      </w:pPr>
+      <w:r>
+        <w:rPr>
+          <w:b w:val="1"/>
+          <w:bCs w:val="1"/>
+          <w:sz w:val="24"/>
+          <w:szCs w:val="24"/>
+          <w:u w:val="none"/>
+        </w:rPr>
+        <w:t>Content:</w:t>
+      </w:r>
+    </w:p>
+    <w:p>
+      <w:pPr>
+        <w:pStyle w:val="Normal"/>
+        <w:jc w:val="left"/>
+        <w:rPr>
+          <w:b w:val="0"/>
+          <w:bCs w:val="0"/>
+          <w:sz w:val="24"/>
+          <w:szCs w:val="24"/>
+          <w:u w:val="none"/>
+        </w:rPr>
+      </w:pPr>
+      <w:r>
+        <w:rPr>
+          <w:b w:val="0"/>
+          <w:bCs w:val="0"/>
+          <w:sz w:val="24"/>
+          <w:szCs w:val="24"/>
+          <w:u w:val="none"/>
+        </w:rPr>
+        <w:t xml:space="preserve">During this meeting, the group met up and spoke </w:t>
+      </w:r>
+      <w:r>
+        <w:rPr>
+          <w:b w:val="0"/>
+          <w:bCs w:val="0"/>
+          <w:sz w:val="24"/>
+          <w:szCs w:val="24"/>
+          <w:u w:val="none"/>
+        </w:rPr>
+        <w:t>regarding</w:t>
+      </w:r>
+      <w:r>
+        <w:rPr>
+          <w:b w:val="0"/>
+          <w:bCs w:val="0"/>
+          <w:sz w:val="24"/>
+          <w:szCs w:val="24"/>
+          <w:u w:val="none"/>
+        </w:rPr>
+        <w:t xml:space="preserve"> the meeting with the client, </w:t>
+      </w:r>
+      <w:r>
+        <w:rPr>
+          <w:b w:val="0"/>
+          <w:bCs w:val="0"/>
+          <w:sz w:val="24"/>
+          <w:szCs w:val="24"/>
+          <w:u w:val="none"/>
+        </w:rPr>
+        <w:t>going</w:t>
+      </w:r>
+      <w:r>
+        <w:rPr>
+          <w:b w:val="0"/>
+          <w:bCs w:val="0"/>
+          <w:sz w:val="24"/>
+          <w:szCs w:val="24"/>
+          <w:u w:val="none"/>
+        </w:rPr>
+        <w:t xml:space="preserve"> over details such as their need and wants, specific details about the project, </w:t>
+      </w:r>
+      <w:r>
+        <w:rPr>
+          <w:b w:val="0"/>
+          <w:bCs w:val="0"/>
+          <w:sz w:val="24"/>
+          <w:szCs w:val="24"/>
+          <w:u w:val="none"/>
+        </w:rPr>
+        <w:t>planning each stage of the project</w:t>
+      </w:r>
+      <w:r>
+        <w:rPr>
+          <w:b w:val="0"/>
+          <w:bCs w:val="0"/>
+          <w:sz w:val="24"/>
+          <w:szCs w:val="24"/>
+          <w:u w:val="none"/>
+        </w:rPr>
+        <w:t>, and assigning roles and responsibilities to each member.</w:t>
+      </w:r>
+      <w:r>
+        <w:rPr>
+          <w:b w:val="0"/>
+          <w:bCs w:val="0"/>
           <w:sz w:val="24"/>
           <w:szCs w:val="24"/>
           <w:u w:val="none"/>
@@ -750,25 +1439,206 @@
           <w:szCs w:val="24"/>
           <w:u w:val="none"/>
         </w:rPr>
-        <w:t xml:space="preserve">Content: </w:t>
-      </w:r>
-    </w:p>
-    <w:p>
-      <w:pPr>
-        <w:pStyle w:val="Normal"/>
-        <w:jc w:val="left"/>
-        <w:rPr>
-          <w:b w:val="0"/>
-          <w:bCs w:val="0"/>
-          <w:sz w:val="24"/>
-          <w:szCs w:val="24"/>
-          <w:u w:val="none"/>
-        </w:rPr>
-      </w:pPr>
-      <w:r>
-        <w:rPr>
-          <w:b w:val="0"/>
-          <w:bCs w:val="0"/>
+        <w:t>Plan for Next Week:</w:t>
+      </w:r>
+    </w:p>
+    <w:p>
+      <w:pPr>
+        <w:pStyle w:val="ListParagraph"/>
+        <w:numPr>
+          <w:ilvl w:val="0"/>
+          <w:numId w:val="4"/>
+        </w:numPr>
+        <w:jc w:val="left"/>
+        <w:rPr>
+          <w:b w:val="0"/>
+          <w:bCs w:val="0"/>
+          <w:sz w:val="24"/>
+          <w:szCs w:val="24"/>
+          <w:u w:val="none"/>
+        </w:rPr>
+      </w:pPr>
+      <w:r>
+        <w:rPr>
+          <w:b w:val="0"/>
+          <w:bCs w:val="0"/>
+          <w:sz w:val="24"/>
+          <w:szCs w:val="24"/>
+          <w:u w:val="none"/>
+        </w:rPr>
+        <w:t>Begin working on the project</w:t>
+      </w:r>
+    </w:p>
+    <w:p>
+      <w:pPr>
+        <w:pStyle w:val="Normal"/>
+        <w:jc w:val="left"/>
+        <w:rPr>
+          <w:b w:val="0"/>
+          <w:bCs w:val="0"/>
+          <w:sz w:val="24"/>
+          <w:szCs w:val="24"/>
+          <w:u w:val="none"/>
+        </w:rPr>
+      </w:pPr>
+    </w:p>
+    <w:p>
+      <w:pPr>
+        <w:pStyle w:val="Normal"/>
+        <w:jc w:val="left"/>
+        <w:rPr>
+          <w:b w:val="0"/>
+          <w:bCs w:val="0"/>
+          <w:sz w:val="24"/>
+          <w:szCs w:val="24"/>
+          <w:u w:val="none"/>
+        </w:rPr>
+      </w:pPr>
+    </w:p>
+    <w:p>
+      <w:pPr>
+        <w:pStyle w:val="Normal"/>
+        <w:jc w:val="left"/>
+        <w:rPr>
+          <w:b w:val="0"/>
+          <w:bCs w:val="0"/>
+          <w:sz w:val="24"/>
+          <w:szCs w:val="24"/>
+          <w:u w:val="none"/>
+        </w:rPr>
+      </w:pPr>
+    </w:p>
+    <w:p>
+      <w:pPr>
+        <w:pStyle w:val="Normal"/>
+        <w:jc w:val="left"/>
+        <w:rPr>
+          <w:b w:val="1"/>
+          <w:bCs w:val="1"/>
+          <w:sz w:val="24"/>
+          <w:szCs w:val="24"/>
+          <w:u w:val="single"/>
+        </w:rPr>
+      </w:pPr>
+      <w:r>
+        <w:rPr>
+          <w:b w:val="1"/>
+          <w:bCs w:val="1"/>
+          <w:sz w:val="24"/>
+          <w:szCs w:val="24"/>
+          <w:u w:val="single"/>
+        </w:rPr>
+        <w:t>19/02/26</w:t>
+      </w:r>
+      <w:r>
+        <w:rPr>
+          <w:b w:val="1"/>
+          <w:bCs w:val="1"/>
+          <w:sz w:val="24"/>
+          <w:szCs w:val="24"/>
+          <w:u w:val="single"/>
+        </w:rPr>
+        <w:t xml:space="preserve"> - Week 5</w:t>
+      </w:r>
+    </w:p>
+    <w:p>
+      <w:pPr>
+        <w:pStyle w:val="Normal"/>
+        <w:jc w:val="left"/>
+        <w:rPr>
+          <w:b w:val="0"/>
+          <w:bCs w:val="0"/>
+          <w:sz w:val="24"/>
+          <w:szCs w:val="24"/>
+          <w:u w:val="none"/>
+        </w:rPr>
+      </w:pPr>
+      <w:r>
+        <w:rPr>
+          <w:b w:val="1"/>
+          <w:bCs w:val="1"/>
+          <w:sz w:val="24"/>
+          <w:szCs w:val="24"/>
+          <w:u w:val="none"/>
+        </w:rPr>
+        <w:t>Participants</w:t>
+      </w:r>
+      <w:r>
+        <w:rPr>
+          <w:b w:val="0"/>
+          <w:bCs w:val="0"/>
+          <w:sz w:val="24"/>
+          <w:szCs w:val="24"/>
+          <w:u w:val="none"/>
+        </w:rPr>
+        <w:t>: Jazib Bangash khan, Hamid Hussain Shah, Muhammad Jibraeel Gani, Mohammed Rayhan Yaqoob, Collins Ezeilo, Abdul Azim, Luqmaan Shaikh</w:t>
+      </w:r>
+    </w:p>
+    <w:p>
+      <w:pPr>
+        <w:pStyle w:val="Normal"/>
+        <w:jc w:val="left"/>
+        <w:rPr>
+          <w:b w:val="1"/>
+          <w:bCs w:val="1"/>
+          <w:sz w:val="24"/>
+          <w:szCs w:val="24"/>
+          <w:u w:val="none"/>
+        </w:rPr>
+      </w:pPr>
+    </w:p>
+    <w:p>
+      <w:pPr>
+        <w:pStyle w:val="Normal"/>
+        <w:jc w:val="left"/>
+        <w:rPr>
+          <w:b w:val="1"/>
+          <w:bCs w:val="1"/>
+          <w:sz w:val="24"/>
+          <w:szCs w:val="24"/>
+          <w:u w:val="none"/>
+        </w:rPr>
+      </w:pPr>
+    </w:p>
+    <w:p>
+      <w:pPr>
+        <w:pStyle w:val="Normal"/>
+        <w:jc w:val="left"/>
+        <w:rPr>
+          <w:b w:val="1"/>
+          <w:bCs w:val="1"/>
+          <w:sz w:val="24"/>
+          <w:szCs w:val="24"/>
+          <w:u w:val="none"/>
+        </w:rPr>
+      </w:pPr>
+    </w:p>
+    <w:p>
+      <w:pPr>
+        <w:pStyle w:val="Normal"/>
+        <w:jc w:val="left"/>
+        <w:rPr>
+          <w:b w:val="1"/>
+          <w:bCs w:val="1"/>
+          <w:sz w:val="24"/>
+          <w:szCs w:val="24"/>
+          <w:u w:val="none"/>
+        </w:rPr>
+      </w:pPr>
+      <w:r>
+        <w:rPr>
+          <w:b w:val="1"/>
+          <w:bCs w:val="1"/>
+          <w:sz w:val="24"/>
+          <w:szCs w:val="24"/>
+          <w:u w:val="none"/>
+        </w:rPr>
+        <w:t>Content:</w:t>
+      </w:r>
+      <w:r>
+        <w:rPr>
+          <w:b w:val="1"/>
+          <w:bCs w:val="1"/>
           <w:sz w:val="24"/>
           <w:szCs w:val="24"/>
           <w:u w:val="none"/>
@@ -796,37 +1666,27 @@
           <w:szCs w:val="24"/>
           <w:u w:val="none"/>
         </w:rPr>
-        <w:t xml:space="preserve">This session involved us creating a list of questions and meeting with our client to discuss the project in further detail. During the meeting, we asked the client specific questions </w:t>
-      </w:r>
-      <w:r>
-        <w:rPr>
-          <w:b w:val="0"/>
-          <w:bCs w:val="0"/>
-          <w:sz w:val="24"/>
-          <w:szCs w:val="24"/>
-          <w:u w:val="none"/>
-        </w:rPr>
-        <w:t>regarding</w:t>
-      </w:r>
-      <w:r>
-        <w:rPr>
-          <w:b w:val="0"/>
-          <w:bCs w:val="0"/>
-          <w:sz w:val="24"/>
-          <w:szCs w:val="24"/>
-          <w:u w:val="none"/>
-        </w:rPr>
-        <w:t xml:space="preserve"> their requirements, as well as the features they were looking for. This helped us with ideas and how we would go about working on the </w:t>
-      </w:r>
-      <w:r>
-        <w:rPr>
-          <w:b w:val="0"/>
-          <w:bCs w:val="0"/>
-          <w:sz w:val="24"/>
-          <w:szCs w:val="24"/>
-          <w:u w:val="none"/>
-        </w:rPr>
-        <w:t>project</w:t>
+        <w:t xml:space="preserve">In this session, the group </w:t>
+      </w:r>
+      <w:r>
+        <w:rPr>
+          <w:b w:val="0"/>
+          <w:bCs w:val="0"/>
+          <w:sz w:val="24"/>
+          <w:szCs w:val="24"/>
+          <w:u w:val="none"/>
+        </w:rPr>
+        <w:t xml:space="preserve">members began to work on their assigned tasks. The </w:t>
+      </w:r>
+      <w:r>
+        <w:rPr>
+          <w:b w:val="0"/>
+          <w:bCs w:val="0"/>
+          <w:sz w:val="24"/>
+          <w:szCs w:val="24"/>
+          <w:u w:val="none"/>
+        </w:rPr>
+        <w:t>Specification document was worked on</w:t>
       </w:r>
       <w:r>
         <w:rPr>
@@ -838,6 +1698,139 @@
         </w:rPr>
         <w:t>.</w:t>
       </w:r>
+      <w:r>
+        <w:rPr>
+          <w:b w:val="0"/>
+          <w:bCs w:val="0"/>
+          <w:sz w:val="24"/>
+          <w:szCs w:val="24"/>
+          <w:u w:val="none"/>
+        </w:rPr>
+        <w:t xml:space="preserve"> </w:t>
+      </w:r>
+      <w:r>
+        <w:rPr>
+          <w:b w:val="0"/>
+          <w:bCs w:val="0"/>
+          <w:sz w:val="24"/>
+          <w:szCs w:val="24"/>
+          <w:u w:val="none"/>
+        </w:rPr>
+        <w:t>Abdul</w:t>
+      </w:r>
+      <w:r>
+        <w:rPr>
+          <w:b w:val="0"/>
+          <w:bCs w:val="0"/>
+          <w:sz w:val="24"/>
+          <w:szCs w:val="24"/>
+          <w:u w:val="none"/>
+        </w:rPr>
+        <w:t xml:space="preserve"> created </w:t>
+      </w:r>
+      <w:r>
+        <w:rPr>
+          <w:b w:val="0"/>
+          <w:bCs w:val="0"/>
+          <w:sz w:val="24"/>
+          <w:szCs w:val="24"/>
+          <w:u w:val="none"/>
+        </w:rPr>
+        <w:t>the</w:t>
+      </w:r>
+      <w:r>
+        <w:rPr>
+          <w:b w:val="0"/>
+          <w:bCs w:val="0"/>
+          <w:sz w:val="24"/>
+          <w:szCs w:val="24"/>
+          <w:u w:val="none"/>
+        </w:rPr>
+        <w:t xml:space="preserve"> </w:t>
+      </w:r>
+      <w:r>
+        <w:rPr>
+          <w:b w:val="0"/>
+          <w:bCs w:val="0"/>
+          <w:sz w:val="24"/>
+          <w:szCs w:val="24"/>
+          <w:u w:val="none"/>
+        </w:rPr>
+        <w:t>GitHub</w:t>
+      </w:r>
+      <w:r>
+        <w:rPr>
+          <w:b w:val="0"/>
+          <w:bCs w:val="0"/>
+          <w:sz w:val="24"/>
+          <w:szCs w:val="24"/>
+          <w:u w:val="none"/>
+        </w:rPr>
+        <w:t xml:space="preserve"> repository for the project files and documentation. Made a start on </w:t>
+      </w:r>
+      <w:r>
+        <w:rPr>
+          <w:b w:val="0"/>
+          <w:bCs w:val="0"/>
+          <w:sz w:val="24"/>
+          <w:szCs w:val="24"/>
+          <w:u w:val="none"/>
+        </w:rPr>
+        <w:t>initial</w:t>
+      </w:r>
+      <w:r>
+        <w:rPr>
+          <w:b w:val="0"/>
+          <w:bCs w:val="0"/>
+          <w:sz w:val="24"/>
+          <w:szCs w:val="24"/>
+          <w:u w:val="none"/>
+        </w:rPr>
+        <w:t xml:space="preserve"> </w:t>
+      </w:r>
+      <w:r>
+        <w:rPr>
+          <w:b w:val="0"/>
+          <w:bCs w:val="0"/>
+          <w:sz w:val="24"/>
+          <w:szCs w:val="24"/>
+          <w:u w:val="none"/>
+        </w:rPr>
+        <w:t xml:space="preserve">pseudocode and discussed </w:t>
+      </w:r>
+      <w:r>
+        <w:rPr>
+          <w:b w:val="0"/>
+          <w:bCs w:val="0"/>
+          <w:sz w:val="24"/>
+          <w:szCs w:val="24"/>
+          <w:u w:val="none"/>
+        </w:rPr>
+        <w:t>between ourselves</w:t>
+      </w:r>
+      <w:r>
+        <w:rPr>
+          <w:b w:val="0"/>
+          <w:bCs w:val="0"/>
+          <w:sz w:val="24"/>
+          <w:szCs w:val="24"/>
+          <w:u w:val="none"/>
+        </w:rPr>
+        <w:t xml:space="preserve">. </w:t>
+      </w:r>
+    </w:p>
+    <w:p>
+      <w:pPr>
+        <w:pStyle w:val="Normal"/>
+        <w:jc w:val="left"/>
+        <w:rPr>
+          <w:b w:val="0"/>
+          <w:bCs w:val="0"/>
+          <w:sz w:val="24"/>
+          <w:szCs w:val="24"/>
+          <w:u w:val="none"/>
+        </w:rPr>
+      </w:pPr>
     </w:p>
     <w:p>
       <w:pPr>
@@ -890,7 +1883,11 @@
           <w:u w:val="single"/>
         </w:rPr>
       </w:pPr>
-      <w:r>
+    </w:p>
+    <w:p>
+      <w:pPr>
+        <w:pStyle w:val="Normal"/>
+        <w:jc w:val="left"/>
         <w:rPr>
           <w:b w:val="1"/>
           <w:bCs w:val="1"/>
@@ -898,7 +1895,26 @@
           <w:szCs w:val="24"/>
           <w:u w:val="single"/>
         </w:rPr>
-        <w:t>12/02/26</w:t>
+      </w:pPr>
+      <w:r>
+        <w:rPr>
+          <w:b w:val="1"/>
+          <w:bCs w:val="1"/>
+          <w:sz w:val="24"/>
+          <w:szCs w:val="24"/>
+          <w:u w:val="single"/>
+        </w:rPr>
+        <w:t>26/02/26</w:t>
+      </w:r>
+      <w:r>
+        <w:rPr>
+          <w:b w:val="1"/>
+          <w:bCs w:val="1"/>
+          <w:sz w:val="24"/>
+          <w:szCs w:val="24"/>
+          <w:u w:val="single"/>
+        </w:rPr>
+        <w:t xml:space="preserve"> - Week 6</w:t>
       </w:r>
     </w:p>
     <w:p>
@@ -939,8 +1955,8 @@
         <w:pStyle w:val="Normal"/>
         <w:jc w:val="left"/>
         <w:rPr>
-          <w:b w:val="0"/>
-          <w:bCs w:val="0"/>
+          <w:b w:val="1"/>
+          <w:bCs w:val="1"/>
           <w:sz w:val="24"/>
           <w:szCs w:val="24"/>
           <w:u w:val="none"/>
@@ -1003,67 +2019,7 @@
           <w:szCs w:val="24"/>
           <w:u w:val="none"/>
         </w:rPr>
-        <w:t xml:space="preserve">During this meeting, the group met up and spoke </w:t>
-      </w:r>
-      <w:r>
-        <w:rPr>
-          <w:b w:val="0"/>
-          <w:bCs w:val="0"/>
-          <w:sz w:val="24"/>
-          <w:szCs w:val="24"/>
-          <w:u w:val="none"/>
-        </w:rPr>
-        <w:t>regarding</w:t>
-      </w:r>
-      <w:r>
-        <w:rPr>
-          <w:b w:val="0"/>
-          <w:bCs w:val="0"/>
-          <w:sz w:val="24"/>
-          <w:szCs w:val="24"/>
-          <w:u w:val="none"/>
-        </w:rPr>
-        <w:t xml:space="preserve"> the meeting with the client, </w:t>
-      </w:r>
-      <w:r>
-        <w:rPr>
-          <w:b w:val="0"/>
-          <w:bCs w:val="0"/>
-          <w:sz w:val="24"/>
-          <w:szCs w:val="24"/>
-          <w:u w:val="none"/>
-        </w:rPr>
-        <w:t>going</w:t>
-      </w:r>
-      <w:r>
-        <w:rPr>
-          <w:b w:val="0"/>
-          <w:bCs w:val="0"/>
-          <w:sz w:val="24"/>
-          <w:szCs w:val="24"/>
-          <w:u w:val="none"/>
-        </w:rPr>
-        <w:t xml:space="preserve"> over details such as their need and wants, specific details about the project, </w:t>
-      </w:r>
-      <w:r>
-        <w:rPr>
-          <w:b w:val="0"/>
-          <w:bCs w:val="0"/>
-          <w:sz w:val="24"/>
-          <w:szCs w:val="24"/>
-          <w:u w:val="none"/>
-        </w:rPr>
-        <w:t>planning each stage of the project</w:t>
-      </w:r>
-      <w:r>
-        <w:rPr>
-          <w:b w:val="0"/>
-          <w:bCs w:val="0"/>
-          <w:sz w:val="24"/>
-          <w:szCs w:val="24"/>
-          <w:u w:val="none"/>
-        </w:rPr>
-        <w:t>, and assigning roles and responsibilities to each member.</w:t>
+        <w:t>During this meeting, Luqmaan</w:t>
       </w:r>
       <w:r>
         <w:rPr>
@@ -1075,40 +2031,220 @@
         </w:rPr>
         <w:t xml:space="preserve"> </w:t>
       </w:r>
-    </w:p>
-    <w:p>
-      <w:pPr>
-        <w:pStyle w:val="Normal"/>
-        <w:jc w:val="left"/>
-        <w:rPr>
-          <w:b w:val="0"/>
-          <w:bCs w:val="0"/>
-          <w:sz w:val="24"/>
-          <w:szCs w:val="24"/>
-          <w:u w:val="none"/>
-        </w:rPr>
-      </w:pPr>
-    </w:p>
-    <w:p>
-      <w:pPr>
-        <w:pStyle w:val="Normal"/>
-        <w:jc w:val="left"/>
-        <w:rPr>
-          <w:b w:val="0"/>
-          <w:bCs w:val="0"/>
-          <w:sz w:val="24"/>
-          <w:szCs w:val="24"/>
-          <w:u w:val="none"/>
-        </w:rPr>
-      </w:pPr>
-    </w:p>
-    <w:p>
-      <w:pPr>
-        <w:pStyle w:val="Normal"/>
-        <w:jc w:val="left"/>
-        <w:rPr>
-          <w:b w:val="0"/>
-          <w:bCs w:val="0"/>
+      <w:r>
+        <w:rPr>
+          <w:b w:val="0"/>
+          <w:bCs w:val="0"/>
+          <w:sz w:val="24"/>
+          <w:szCs w:val="24"/>
+          <w:u w:val="none"/>
+        </w:rPr>
+        <w:t xml:space="preserve">began </w:t>
+      </w:r>
+      <w:r>
+        <w:rPr>
+          <w:b w:val="0"/>
+          <w:bCs w:val="0"/>
+          <w:sz w:val="24"/>
+          <w:szCs w:val="24"/>
+          <w:u w:val="none"/>
+        </w:rPr>
+        <w:t>work</w:t>
+      </w:r>
+      <w:r>
+        <w:rPr>
+          <w:b w:val="0"/>
+          <w:bCs w:val="0"/>
+          <w:sz w:val="24"/>
+          <w:szCs w:val="24"/>
+          <w:u w:val="none"/>
+        </w:rPr>
+        <w:t>ing</w:t>
+      </w:r>
+      <w:r>
+        <w:rPr>
+          <w:b w:val="0"/>
+          <w:bCs w:val="0"/>
+          <w:sz w:val="24"/>
+          <w:szCs w:val="24"/>
+          <w:u w:val="none"/>
+        </w:rPr>
+        <w:t xml:space="preserve"> on filtering and Collins</w:t>
+      </w:r>
+      <w:r>
+        <w:rPr>
+          <w:b w:val="0"/>
+          <w:bCs w:val="0"/>
+          <w:sz w:val="24"/>
+          <w:szCs w:val="24"/>
+          <w:u w:val="none"/>
+        </w:rPr>
+        <w:t xml:space="preserve"> began</w:t>
+      </w:r>
+      <w:r>
+        <w:rPr>
+          <w:b w:val="0"/>
+          <w:bCs w:val="0"/>
+          <w:sz w:val="24"/>
+          <w:szCs w:val="24"/>
+          <w:u w:val="none"/>
+        </w:rPr>
+        <w:t xml:space="preserve"> </w:t>
+      </w:r>
+      <w:r>
+        <w:rPr>
+          <w:b w:val="0"/>
+          <w:bCs w:val="0"/>
+          <w:sz w:val="24"/>
+          <w:szCs w:val="24"/>
+          <w:u w:val="none"/>
+        </w:rPr>
+        <w:t>work</w:t>
+      </w:r>
+      <w:r>
+        <w:rPr>
+          <w:b w:val="0"/>
+          <w:bCs w:val="0"/>
+          <w:sz w:val="24"/>
+          <w:szCs w:val="24"/>
+          <w:u w:val="none"/>
+        </w:rPr>
+        <w:t>ing</w:t>
+      </w:r>
+      <w:r>
+        <w:rPr>
+          <w:b w:val="0"/>
+          <w:bCs w:val="0"/>
+          <w:sz w:val="24"/>
+          <w:szCs w:val="24"/>
+          <w:u w:val="none"/>
+        </w:rPr>
+        <w:t xml:space="preserve"> on the heatmap. </w:t>
+      </w:r>
+    </w:p>
+    <w:p>
+      <w:pPr>
+        <w:pStyle w:val="Normal"/>
+        <w:jc w:val="left"/>
+        <w:rPr>
+          <w:b w:val="1"/>
+          <w:bCs w:val="1"/>
+          <w:sz w:val="24"/>
+          <w:szCs w:val="24"/>
+          <w:u w:val="none"/>
+        </w:rPr>
+      </w:pPr>
+      <w:r>
+        <w:rPr>
+          <w:b w:val="1"/>
+          <w:bCs w:val="1"/>
+          <w:sz w:val="24"/>
+          <w:szCs w:val="24"/>
+          <w:u w:val="none"/>
+        </w:rPr>
+        <w:t>Plan for Next Week:</w:t>
+      </w:r>
+    </w:p>
+    <w:p>
+      <w:pPr>
+        <w:pStyle w:val="ListParagraph"/>
+        <w:numPr>
+          <w:ilvl w:val="0"/>
+          <w:numId w:val="6"/>
+        </w:numPr>
+        <w:jc w:val="left"/>
+        <w:rPr>
+          <w:b w:val="0"/>
+          <w:bCs w:val="0"/>
+          <w:sz w:val="24"/>
+          <w:szCs w:val="24"/>
+          <w:u w:val="none"/>
+        </w:rPr>
+      </w:pPr>
+      <w:r>
+        <w:rPr>
+          <w:b w:val="0"/>
+          <w:bCs w:val="0"/>
+          <w:sz w:val="24"/>
+          <w:szCs w:val="24"/>
+          <w:u w:val="none"/>
+        </w:rPr>
+        <w:t>Continue working on filtering</w:t>
+      </w:r>
+    </w:p>
+    <w:p>
+      <w:pPr>
+        <w:pStyle w:val="ListParagraph"/>
+        <w:numPr>
+          <w:ilvl w:val="0"/>
+          <w:numId w:val="6"/>
+        </w:numPr>
+        <w:jc w:val="left"/>
+        <w:rPr>
+          <w:b w:val="0"/>
+          <w:bCs w:val="0"/>
+          <w:sz w:val="24"/>
+          <w:szCs w:val="24"/>
+          <w:u w:val="none"/>
+        </w:rPr>
+      </w:pPr>
+      <w:r>
+        <w:rPr>
+          <w:b w:val="0"/>
+          <w:bCs w:val="0"/>
+          <w:sz w:val="24"/>
+          <w:szCs w:val="24"/>
+          <w:u w:val="none"/>
+        </w:rPr>
+        <w:t>Continue working on heatmaps</w:t>
+      </w:r>
+    </w:p>
+    <w:p>
+      <w:pPr>
+        <w:pStyle w:val="Normal"/>
+        <w:jc w:val="left"/>
+        <w:rPr>
+          <w:b w:val="1"/>
+          <w:bCs w:val="1"/>
+          <w:sz w:val="24"/>
+          <w:szCs w:val="24"/>
+          <w:u w:val="none"/>
+        </w:rPr>
+      </w:pPr>
+    </w:p>
+    <w:p>
+      <w:pPr>
+        <w:pStyle w:val="Normal"/>
+        <w:jc w:val="left"/>
+        <w:rPr>
+          <w:b w:val="1"/>
+          <w:bCs w:val="1"/>
+          <w:sz w:val="24"/>
+          <w:szCs w:val="24"/>
+          <w:u w:val="none"/>
+        </w:rPr>
+      </w:pPr>
+    </w:p>
+    <w:p>
+      <w:pPr>
+        <w:pStyle w:val="Normal"/>
+        <w:jc w:val="left"/>
+        <w:rPr>
+          <w:b w:val="1"/>
+          <w:bCs w:val="1"/>
+          <w:sz w:val="24"/>
+          <w:szCs w:val="24"/>
+          <w:u w:val="none"/>
+        </w:rPr>
+      </w:pPr>
+    </w:p>
+    <w:p>
+      <w:pPr>
+        <w:pStyle w:val="Normal"/>
+        <w:jc w:val="left"/>
+        <w:rPr>
+          <w:b w:val="1"/>
+          <w:bCs w:val="1"/>
           <w:sz w:val="24"/>
           <w:szCs w:val="24"/>
           <w:u w:val="none"/>
@@ -1135,7 +2271,17 @@
           <w:szCs w:val="24"/>
           <w:u w:val="single"/>
         </w:rPr>
-        <w:t>19/02/26</w:t>
+        <w:t>05/03/26</w:t>
+      </w:r>
+      <w:r>
+        <w:rPr>
+          <w:b w:val="1"/>
+          <w:bCs w:val="1"/>
+          <w:sz w:val="24"/>
+          <w:szCs w:val="24"/>
+          <w:u w:val="single"/>
+        </w:rPr>
+        <w:t xml:space="preserve"> - Week 7</w:t>
       </w:r>
     </w:p>
     <w:p>
@@ -1219,6 +2365,335 @@
         </w:rPr>
         <w:t>Content:</w:t>
       </w:r>
+    </w:p>
+    <w:p>
+      <w:pPr>
+        <w:pStyle w:val="Normal"/>
+        <w:jc w:val="left"/>
+        <w:rPr>
+          <w:b w:val="0"/>
+          <w:bCs w:val="0"/>
+          <w:sz w:val="24"/>
+          <w:szCs w:val="24"/>
+          <w:u w:val="none"/>
+        </w:rPr>
+      </w:pPr>
+      <w:r>
+        <w:rPr>
+          <w:b w:val="0"/>
+          <w:bCs w:val="0"/>
+          <w:sz w:val="24"/>
+          <w:szCs w:val="24"/>
+          <w:u w:val="none"/>
+        </w:rPr>
+        <w:t>During this meeting, C</w:t>
+      </w:r>
+      <w:r>
+        <w:rPr>
+          <w:b w:val="0"/>
+          <w:bCs w:val="0"/>
+          <w:sz w:val="24"/>
+          <w:szCs w:val="24"/>
+          <w:u w:val="none"/>
+        </w:rPr>
+        <w:t xml:space="preserve">ollins and Luqmaan </w:t>
+      </w:r>
+      <w:r>
+        <w:rPr>
+          <w:b w:val="0"/>
+          <w:bCs w:val="0"/>
+          <w:sz w:val="24"/>
+          <w:szCs w:val="24"/>
+          <w:u w:val="none"/>
+        </w:rPr>
+        <w:t xml:space="preserve">had completed </w:t>
+      </w:r>
+      <w:bookmarkStart w:name="_Int_O08WxbCY" w:id="823844866"/>
+      <w:r>
+        <w:rPr>
+          <w:b w:val="0"/>
+          <w:bCs w:val="0"/>
+          <w:sz w:val="24"/>
+          <w:szCs w:val="24"/>
+          <w:u w:val="none"/>
+        </w:rPr>
+        <w:t>their</w:t>
+      </w:r>
+      <w:r>
+        <w:rPr>
+          <w:b w:val="0"/>
+          <w:bCs w:val="0"/>
+          <w:sz w:val="24"/>
+          <w:szCs w:val="24"/>
+          <w:u w:val="none"/>
+        </w:rPr>
+        <w:t xml:space="preserve"> respective tasks</w:t>
+      </w:r>
+      <w:r>
+        <w:rPr>
+          <w:b w:val="0"/>
+          <w:bCs w:val="0"/>
+          <w:sz w:val="24"/>
+          <w:szCs w:val="24"/>
+          <w:u w:val="none"/>
+        </w:rPr>
+        <w:t xml:space="preserve">. </w:t>
+      </w:r>
+      <w:r>
+        <w:rPr>
+          <w:b w:val="0"/>
+          <w:bCs w:val="0"/>
+          <w:sz w:val="24"/>
+          <w:szCs w:val="24"/>
+          <w:u w:val="none"/>
+        </w:rPr>
+        <w:t xml:space="preserve">The team then prepared for the first submission due next week. </w:t>
+      </w:r>
+      <w:bookmarkEnd w:id="823844866"/>
+    </w:p>
+    <w:p>
+      <w:pPr>
+        <w:pStyle w:val="Normal"/>
+        <w:jc w:val="left"/>
+        <w:rPr>
+          <w:b w:val="1"/>
+          <w:bCs w:val="1"/>
+          <w:sz w:val="24"/>
+          <w:szCs w:val="24"/>
+          <w:u w:val="none"/>
+        </w:rPr>
+      </w:pPr>
+    </w:p>
+    <w:p>
+      <w:pPr>
+        <w:pStyle w:val="Normal"/>
+        <w:jc w:val="left"/>
+        <w:rPr>
+          <w:b w:val="1"/>
+          <w:bCs w:val="1"/>
+          <w:sz w:val="24"/>
+          <w:szCs w:val="24"/>
+          <w:u w:val="none"/>
+        </w:rPr>
+      </w:pPr>
+      <w:r>
+        <w:rPr>
+          <w:b w:val="1"/>
+          <w:bCs w:val="1"/>
+          <w:sz w:val="24"/>
+          <w:szCs w:val="24"/>
+          <w:u w:val="none"/>
+        </w:rPr>
+        <w:t>Plan for Next Week:</w:t>
+      </w:r>
+    </w:p>
+    <w:p>
+      <w:pPr>
+        <w:pStyle w:val="ListParagraph"/>
+        <w:numPr>
+          <w:ilvl w:val="0"/>
+          <w:numId w:val="5"/>
+        </w:numPr>
+        <w:jc w:val="left"/>
+        <w:rPr>
+          <w:b w:val="0"/>
+          <w:bCs w:val="0"/>
+          <w:sz w:val="24"/>
+          <w:szCs w:val="24"/>
+          <w:u w:val="none"/>
+        </w:rPr>
+      </w:pPr>
+      <w:r>
+        <w:rPr>
+          <w:b w:val="0"/>
+          <w:bCs w:val="0"/>
+          <w:sz w:val="24"/>
+          <w:szCs w:val="24"/>
+          <w:u w:val="none"/>
+        </w:rPr>
+        <w:t>Prepare for first submission (Part A)</w:t>
+      </w:r>
+    </w:p>
+    <w:p>
+      <w:pPr>
+        <w:pStyle w:val="ListParagraph"/>
+        <w:numPr>
+          <w:ilvl w:val="0"/>
+          <w:numId w:val="5"/>
+        </w:numPr>
+        <w:jc w:val="left"/>
+        <w:rPr>
+          <w:b w:val="0"/>
+          <w:bCs w:val="0"/>
+          <w:sz w:val="24"/>
+          <w:szCs w:val="24"/>
+          <w:u w:val="none"/>
+        </w:rPr>
+      </w:pPr>
+      <w:r>
+        <w:rPr>
+          <w:b w:val="0"/>
+          <w:bCs w:val="0"/>
+          <w:sz w:val="24"/>
+          <w:szCs w:val="24"/>
+          <w:u w:val="none"/>
+        </w:rPr>
+        <w:t>Finish off documentation</w:t>
+      </w:r>
+    </w:p>
+    <w:p>
+      <w:pPr>
+        <w:pStyle w:val="Normal"/>
+        <w:jc w:val="left"/>
+        <w:rPr>
+          <w:b w:val="1"/>
+          <w:bCs w:val="1"/>
+          <w:sz w:val="24"/>
+          <w:szCs w:val="24"/>
+          <w:u w:val="none"/>
+        </w:rPr>
+      </w:pPr>
+    </w:p>
+    <w:p>
+      <w:pPr>
+        <w:pStyle w:val="Normal"/>
+        <w:jc w:val="left"/>
+        <w:rPr>
+          <w:b w:val="1"/>
+          <w:bCs w:val="1"/>
+          <w:sz w:val="24"/>
+          <w:szCs w:val="24"/>
+          <w:u w:val="none"/>
+        </w:rPr>
+      </w:pPr>
+    </w:p>
+    <w:p>
+      <w:pPr>
+        <w:pStyle w:val="Normal"/>
+        <w:jc w:val="left"/>
+        <w:rPr>
+          <w:b w:val="1"/>
+          <w:bCs w:val="1"/>
+          <w:sz w:val="24"/>
+          <w:szCs w:val="24"/>
+          <w:u w:val="none"/>
+        </w:rPr>
+      </w:pPr>
+    </w:p>
+    <w:p>
+      <w:pPr>
+        <w:pStyle w:val="Normal"/>
+        <w:jc w:val="left"/>
+        <w:rPr>
+          <w:b w:val="1"/>
+          <w:bCs w:val="1"/>
+          <w:sz w:val="24"/>
+          <w:szCs w:val="24"/>
+          <w:u w:val="single"/>
+        </w:rPr>
+      </w:pPr>
+      <w:r>
+        <w:rPr>
+          <w:b w:val="1"/>
+          <w:bCs w:val="1"/>
+          <w:sz w:val="24"/>
+          <w:szCs w:val="24"/>
+          <w:u w:val="single"/>
+        </w:rPr>
+        <w:t>12/03/26</w:t>
+      </w:r>
+      <w:r>
+        <w:rPr>
+          <w:b w:val="1"/>
+          <w:bCs w:val="1"/>
+          <w:sz w:val="24"/>
+          <w:szCs w:val="24"/>
+          <w:u w:val="single"/>
+        </w:rPr>
+        <w:t xml:space="preserve"> - Week 8</w:t>
+      </w:r>
+    </w:p>
+    <w:p>
+      <w:pPr>
+        <w:pStyle w:val="Normal"/>
+        <w:jc w:val="left"/>
+        <w:rPr>
+          <w:b w:val="0"/>
+          <w:bCs w:val="0"/>
+          <w:sz w:val="24"/>
+          <w:szCs w:val="24"/>
+          <w:u w:val="none"/>
+        </w:rPr>
+      </w:pPr>
+      <w:r>
+        <w:rPr>
+          <w:b w:val="1"/>
+          <w:bCs w:val="1"/>
+          <w:sz w:val="24"/>
+          <w:szCs w:val="24"/>
+          <w:u w:val="none"/>
+        </w:rPr>
+        <w:t>Participants</w:t>
+      </w:r>
+      <w:r>
+        <w:rPr>
+          <w:b w:val="0"/>
+          <w:bCs w:val="0"/>
+          <w:sz w:val="24"/>
+          <w:szCs w:val="24"/>
+          <w:u w:val="none"/>
+        </w:rPr>
+        <w:t>: Jazib Bangash khan, Hamid Hussain Shah, Muhammad Jibraeel Gani, Mohammed Rayhan Yaqoob, Collins Ezeilo, Abdul Azim, Luqmaan Shaikh</w:t>
+      </w:r>
+    </w:p>
+    <w:p>
+      <w:pPr>
+        <w:pStyle w:val="Normal"/>
+        <w:jc w:val="left"/>
+        <w:rPr>
+          <w:b w:val="1"/>
+          <w:bCs w:val="1"/>
+          <w:sz w:val="24"/>
+          <w:szCs w:val="24"/>
+          <w:u w:val="none"/>
+        </w:rPr>
+      </w:pPr>
+    </w:p>
+    <w:p>
+      <w:pPr>
+        <w:pStyle w:val="Normal"/>
+        <w:jc w:val="left"/>
+        <w:rPr>
+          <w:b w:val="1"/>
+          <w:bCs w:val="1"/>
+          <w:sz w:val="24"/>
+          <w:szCs w:val="24"/>
+          <w:u w:val="none"/>
+        </w:rPr>
+      </w:pPr>
+    </w:p>
+    <w:p>
+      <w:pPr>
+        <w:pStyle w:val="Normal"/>
+        <w:jc w:val="left"/>
+        <w:rPr>
+          <w:b w:val="1"/>
+          <w:bCs w:val="1"/>
+          <w:sz w:val="24"/>
+          <w:szCs w:val="24"/>
+          <w:u w:val="none"/>
+        </w:rPr>
+      </w:pPr>
+      <w:r>
+        <w:rPr>
+          <w:b w:val="1"/>
+          <w:bCs w:val="1"/>
+          <w:sz w:val="24"/>
+          <w:szCs w:val="24"/>
+          <w:u w:val="none"/>
+        </w:rPr>
+        <w:t>Content:</w:t>
+      </w:r>
       <w:r>
         <w:rPr>
           <w:b w:val="1"/>
@@ -1250,85 +2725,137 @@
           <w:szCs w:val="24"/>
           <w:u w:val="none"/>
         </w:rPr>
-        <w:t xml:space="preserve">In this session, the group </w:t>
-      </w:r>
-      <w:r>
-        <w:rPr>
-          <w:b w:val="0"/>
-          <w:bCs w:val="0"/>
-          <w:sz w:val="24"/>
-          <w:szCs w:val="24"/>
-          <w:u w:val="none"/>
-        </w:rPr>
-        <w:t xml:space="preserve">members began to work on their assigned tasks. The </w:t>
-      </w:r>
-      <w:r>
-        <w:rPr>
-          <w:b w:val="0"/>
-          <w:bCs w:val="0"/>
-          <w:sz w:val="24"/>
-          <w:szCs w:val="24"/>
-          <w:u w:val="none"/>
-        </w:rPr>
-        <w:t>Specification document was worked on</w:t>
-      </w:r>
-      <w:r>
-        <w:rPr>
-          <w:b w:val="0"/>
-          <w:bCs w:val="0"/>
-          <w:sz w:val="24"/>
-          <w:szCs w:val="24"/>
-          <w:u w:val="none"/>
-        </w:rPr>
-        <w:t>.</w:t>
-      </w:r>
-    </w:p>
-    <w:p>
-      <w:pPr>
-        <w:pStyle w:val="Normal"/>
-        <w:jc w:val="left"/>
-        <w:rPr>
-          <w:b w:val="0"/>
-          <w:bCs w:val="0"/>
-          <w:sz w:val="24"/>
-          <w:szCs w:val="24"/>
-          <w:u w:val="none"/>
-        </w:rPr>
-      </w:pPr>
-    </w:p>
-    <w:p>
-      <w:pPr>
-        <w:pStyle w:val="Normal"/>
-        <w:jc w:val="left"/>
-        <w:rPr>
-          <w:b w:val="0"/>
-          <w:bCs w:val="0"/>
-          <w:sz w:val="24"/>
-          <w:szCs w:val="24"/>
-          <w:u w:val="none"/>
-        </w:rPr>
-      </w:pPr>
-    </w:p>
-    <w:p>
-      <w:pPr>
-        <w:pStyle w:val="Normal"/>
-        <w:jc w:val="left"/>
-        <w:rPr>
-          <w:b w:val="0"/>
-          <w:bCs w:val="0"/>
-          <w:sz w:val="24"/>
-          <w:szCs w:val="24"/>
-          <w:u w:val="none"/>
-        </w:rPr>
-      </w:pPr>
-    </w:p>
-    <w:p>
-      <w:pPr>
-        <w:pStyle w:val="Normal"/>
-        <w:jc w:val="left"/>
-        <w:rPr>
-          <w:b w:val="0"/>
-          <w:bCs w:val="0"/>
+        <w:t xml:space="preserve">During this session, the group met up and discussed the first submission (Part A). We made sure everyone was </w:t>
+      </w:r>
+      <w:r>
+        <w:rPr>
+          <w:b w:val="0"/>
+          <w:bCs w:val="0"/>
+          <w:sz w:val="24"/>
+          <w:szCs w:val="24"/>
+          <w:u w:val="none"/>
+        </w:rPr>
+        <w:t xml:space="preserve">aware of what they need to complete before the submission </w:t>
+      </w:r>
+      <w:bookmarkStart w:name="_Int_aFChwvJo" w:id="1173334868"/>
+      <w:r>
+        <w:rPr>
+          <w:b w:val="0"/>
+          <w:bCs w:val="0"/>
+          <w:sz w:val="24"/>
+          <w:szCs w:val="24"/>
+          <w:u w:val="none"/>
+        </w:rPr>
+        <w:t>deadline, and</w:t>
+      </w:r>
+      <w:bookmarkEnd w:id="1173334868"/>
+      <w:r>
+        <w:rPr>
+          <w:b w:val="0"/>
+          <w:bCs w:val="0"/>
+          <w:sz w:val="24"/>
+          <w:szCs w:val="24"/>
+          <w:u w:val="none"/>
+        </w:rPr>
+        <w:t xml:space="preserve"> began working towards it. </w:t>
+      </w:r>
+      <w:r>
+        <w:rPr>
+          <w:b w:val="0"/>
+          <w:bCs w:val="0"/>
+          <w:sz w:val="24"/>
+          <w:szCs w:val="24"/>
+          <w:u w:val="none"/>
+        </w:rPr>
+        <w:t>Each member w</w:t>
+      </w:r>
+      <w:r>
+        <w:rPr>
+          <w:b w:val="0"/>
+          <w:bCs w:val="0"/>
+          <w:sz w:val="24"/>
+          <w:szCs w:val="24"/>
+          <w:u w:val="none"/>
+        </w:rPr>
+        <w:t>orked on documentation</w:t>
+      </w:r>
+      <w:r>
+        <w:rPr>
+          <w:b w:val="0"/>
+          <w:bCs w:val="0"/>
+          <w:sz w:val="24"/>
+          <w:szCs w:val="24"/>
+          <w:u w:val="none"/>
+        </w:rPr>
+        <w:t>, such as the Iteration document.</w:t>
+      </w:r>
+      <w:r>
+        <w:rPr>
+          <w:b w:val="0"/>
+          <w:bCs w:val="0"/>
+          <w:sz w:val="24"/>
+          <w:szCs w:val="24"/>
+          <w:u w:val="none"/>
+        </w:rPr>
+        <w:t xml:space="preserve"> </w:t>
+      </w:r>
+      <w:r>
+        <w:rPr>
+          <w:b w:val="0"/>
+          <w:bCs w:val="0"/>
+          <w:sz w:val="24"/>
+          <w:szCs w:val="24"/>
+          <w:u w:val="none"/>
+        </w:rPr>
+        <w:t xml:space="preserve"> </w:t>
+      </w:r>
+    </w:p>
+    <w:p>
+      <w:pPr>
+        <w:pStyle w:val="Normal"/>
+        <w:jc w:val="left"/>
+        <w:rPr>
+          <w:b w:val="1"/>
+          <w:bCs w:val="1"/>
+          <w:sz w:val="24"/>
+          <w:szCs w:val="24"/>
+          <w:u w:val="none"/>
+        </w:rPr>
+      </w:pPr>
+    </w:p>
+    <w:p>
+      <w:pPr>
+        <w:pStyle w:val="Normal"/>
+        <w:jc w:val="left"/>
+        <w:rPr>
+          <w:b w:val="1"/>
+          <w:bCs w:val="1"/>
+          <w:sz w:val="24"/>
+          <w:szCs w:val="24"/>
+          <w:u w:val="none"/>
+        </w:rPr>
+      </w:pPr>
+    </w:p>
+    <w:p>
+      <w:pPr>
+        <w:pStyle w:val="Normal"/>
+        <w:jc w:val="left"/>
+        <w:rPr>
+          <w:b w:val="1"/>
+          <w:bCs w:val="1"/>
+          <w:sz w:val="24"/>
+          <w:szCs w:val="24"/>
+          <w:u w:val="none"/>
+        </w:rPr>
+      </w:pPr>
+    </w:p>
+    <w:p>
+      <w:pPr>
+        <w:pStyle w:val="Normal"/>
+        <w:jc w:val="left"/>
+        <w:rPr>
+          <w:b w:val="1"/>
+          <w:bCs w:val="1"/>
           <w:sz w:val="24"/>
           <w:szCs w:val="24"/>
           <w:u w:val="none"/>
@@ -1347,11 +2874,7 @@
           <w:u w:val="single"/>
         </w:rPr>
       </w:pPr>
-    </w:p>
-    <w:p>
-      <w:pPr>
-        <w:pStyle w:val="Normal"/>
-        <w:jc w:val="left"/>
+      <w:r>
         <w:rPr>
           <w:b w:val="1"/>
           <w:bCs w:val="1"/>
@@ -1359,8 +2882,173 @@
           <w:szCs w:val="24"/>
           <w:u w:val="single"/>
         </w:rPr>
-      </w:pPr>
-      <w:r>
+        <w:t>19/03/26 - Week 9</w:t>
+      </w:r>
+    </w:p>
+    <w:p>
+      <w:pPr>
+        <w:pStyle w:val="Normal"/>
+        <w:jc w:val="left"/>
+        <w:rPr>
+          <w:b w:val="0"/>
+          <w:bCs w:val="0"/>
+          <w:sz w:val="24"/>
+          <w:szCs w:val="24"/>
+          <w:u w:val="none"/>
+        </w:rPr>
+      </w:pPr>
+      <w:r>
+        <w:rPr>
+          <w:b w:val="1"/>
+          <w:bCs w:val="1"/>
+          <w:sz w:val="24"/>
+          <w:szCs w:val="24"/>
+          <w:u w:val="none"/>
+        </w:rPr>
+        <w:t>Participants</w:t>
+      </w:r>
+      <w:r>
+        <w:rPr>
+          <w:b w:val="0"/>
+          <w:bCs w:val="0"/>
+          <w:sz w:val="24"/>
+          <w:szCs w:val="24"/>
+          <w:u w:val="none"/>
+        </w:rPr>
+        <w:t>: Jazib Bangash khan, Hamid Hussain Shah, Muhammad Jibraeel Gani, Mohammed Rayhan Yaqoob, Collins Ezeilo, Abdul Azim, Luqmaan Shaikh</w:t>
+      </w:r>
+    </w:p>
+    <w:p>
+      <w:pPr>
+        <w:pStyle w:val="Normal"/>
+        <w:jc w:val="left"/>
+        <w:rPr>
+          <w:b w:val="1"/>
+          <w:bCs w:val="1"/>
+          <w:sz w:val="24"/>
+          <w:szCs w:val="24"/>
+          <w:u w:val="none"/>
+        </w:rPr>
+      </w:pPr>
+    </w:p>
+    <w:p>
+      <w:pPr>
+        <w:pStyle w:val="Normal"/>
+        <w:jc w:val="left"/>
+        <w:rPr>
+          <w:b w:val="1"/>
+          <w:bCs w:val="1"/>
+          <w:sz w:val="24"/>
+          <w:szCs w:val="24"/>
+          <w:u w:val="none"/>
+        </w:rPr>
+      </w:pPr>
+    </w:p>
+    <w:p>
+      <w:pPr>
+        <w:pStyle w:val="Normal"/>
+        <w:jc w:val="left"/>
+        <w:rPr>
+          <w:b w:val="1"/>
+          <w:bCs w:val="1"/>
+          <w:sz w:val="24"/>
+          <w:szCs w:val="24"/>
+          <w:u w:val="none"/>
+        </w:rPr>
+      </w:pPr>
+      <w:r>
+        <w:rPr>
+          <w:b w:val="1"/>
+          <w:bCs w:val="1"/>
+          <w:sz w:val="24"/>
+          <w:szCs w:val="24"/>
+          <w:u w:val="none"/>
+        </w:rPr>
+        <w:t>Content:</w:t>
+      </w:r>
+    </w:p>
+    <w:p>
+      <w:pPr>
+        <w:pStyle w:val="Normal"/>
+        <w:jc w:val="left"/>
+        <w:rPr>
+          <w:b w:val="1"/>
+          <w:bCs w:val="1"/>
+          <w:sz w:val="24"/>
+          <w:szCs w:val="24"/>
+          <w:u w:val="none"/>
+        </w:rPr>
+      </w:pPr>
+    </w:p>
+    <w:p>
+      <w:pPr>
+        <w:pStyle w:val="Normal"/>
+        <w:jc w:val="left"/>
+        <w:rPr>
+          <w:b w:val="1"/>
+          <w:bCs w:val="1"/>
+          <w:sz w:val="24"/>
+          <w:szCs w:val="24"/>
+          <w:u w:val="none"/>
+        </w:rPr>
+      </w:pPr>
+    </w:p>
+    <w:p>
+      <w:pPr>
+        <w:pStyle w:val="Normal"/>
+        <w:jc w:val="left"/>
+        <w:rPr>
+          <w:b w:val="1"/>
+          <w:bCs w:val="1"/>
+          <w:sz w:val="24"/>
+          <w:szCs w:val="24"/>
+          <w:u w:val="none"/>
+        </w:rPr>
+      </w:pPr>
+    </w:p>
+    <w:p>
+      <w:pPr>
+        <w:pStyle w:val="Normal"/>
+        <w:jc w:val="left"/>
+        <w:rPr>
+          <w:b w:val="1"/>
+          <w:bCs w:val="1"/>
+          <w:sz w:val="24"/>
+          <w:szCs w:val="24"/>
+          <w:u w:val="none"/>
+        </w:rPr>
+      </w:pPr>
+    </w:p>
+    <w:p>
+      <w:pPr>
+        <w:pStyle w:val="Normal"/>
+        <w:jc w:val="left"/>
+        <w:rPr>
+          <w:b w:val="1"/>
+          <w:bCs w:val="1"/>
+          <w:sz w:val="24"/>
+          <w:szCs w:val="24"/>
+          <w:u w:val="none"/>
+        </w:rPr>
+      </w:pPr>
+    </w:p>
+    <w:p>
+      <w:pPr>
+        <w:pStyle w:val="Normal"/>
+        <w:jc w:val="left"/>
+        <w:rPr>
+          <w:b w:val="1"/>
+          <w:bCs w:val="1"/>
+          <w:sz w:val="24"/>
+          <w:szCs w:val="24"/>
+          <w:u w:val="none"/>
+        </w:rPr>
+      </w:pPr>
+    </w:p>
+    <w:p>
+      <w:pPr>
+        <w:pStyle w:val="Normal"/>
+        <w:jc w:val="left"/>
         <w:rPr>
           <w:b w:val="1"/>
           <w:bCs w:val="1"/>
@@ -1368,7 +3056,330 @@
           <w:szCs w:val="24"/>
           <w:u w:val="single"/>
         </w:rPr>
-        <w:t>26/02/26</w:t>
+      </w:pPr>
+      <w:r>
+        <w:rPr>
+          <w:b w:val="1"/>
+          <w:bCs w:val="1"/>
+          <w:sz w:val="24"/>
+          <w:szCs w:val="24"/>
+          <w:u w:val="single"/>
+        </w:rPr>
+        <w:t>26/03/26 - Week 10</w:t>
+      </w:r>
+    </w:p>
+    <w:p>
+      <w:pPr>
+        <w:pStyle w:val="Normal"/>
+        <w:jc w:val="left"/>
+        <w:rPr>
+          <w:b w:val="0"/>
+          <w:bCs w:val="0"/>
+          <w:sz w:val="24"/>
+          <w:szCs w:val="24"/>
+          <w:u w:val="none"/>
+        </w:rPr>
+      </w:pPr>
+      <w:r>
+        <w:rPr>
+          <w:b w:val="1"/>
+          <w:bCs w:val="1"/>
+          <w:sz w:val="24"/>
+          <w:szCs w:val="24"/>
+          <w:u w:val="none"/>
+        </w:rPr>
+        <w:t>Participants</w:t>
+      </w:r>
+      <w:r>
+        <w:rPr>
+          <w:b w:val="0"/>
+          <w:bCs w:val="0"/>
+          <w:sz w:val="24"/>
+          <w:szCs w:val="24"/>
+          <w:u w:val="none"/>
+        </w:rPr>
+        <w:t>: Jazib Bangash khan, Hamid Hussain Shah, Muhammad Jibraeel Gani, Mohammed Rayhan Yaqoob, Collins Ezeilo, Abdul Azim, Luqmaan Shaikh</w:t>
+      </w:r>
+    </w:p>
+    <w:p>
+      <w:pPr>
+        <w:pStyle w:val="Normal"/>
+        <w:jc w:val="left"/>
+        <w:rPr>
+          <w:b w:val="1"/>
+          <w:bCs w:val="1"/>
+          <w:sz w:val="24"/>
+          <w:szCs w:val="24"/>
+          <w:u w:val="none"/>
+        </w:rPr>
+      </w:pPr>
+    </w:p>
+    <w:p>
+      <w:pPr>
+        <w:pStyle w:val="Normal"/>
+        <w:jc w:val="left"/>
+        <w:rPr>
+          <w:b w:val="1"/>
+          <w:bCs w:val="1"/>
+          <w:sz w:val="24"/>
+          <w:szCs w:val="24"/>
+          <w:u w:val="none"/>
+        </w:rPr>
+      </w:pPr>
+    </w:p>
+    <w:p>
+      <w:pPr>
+        <w:pStyle w:val="Normal"/>
+        <w:jc w:val="left"/>
+        <w:rPr>
+          <w:b w:val="1"/>
+          <w:bCs w:val="1"/>
+          <w:sz w:val="24"/>
+          <w:szCs w:val="24"/>
+          <w:u w:val="none"/>
+        </w:rPr>
+      </w:pPr>
+      <w:r>
+        <w:rPr>
+          <w:b w:val="1"/>
+          <w:bCs w:val="1"/>
+          <w:sz w:val="24"/>
+          <w:szCs w:val="24"/>
+          <w:u w:val="none"/>
+        </w:rPr>
+        <w:t>Content:</w:t>
+      </w:r>
+    </w:p>
+    <w:p>
+      <w:pPr>
+        <w:pStyle w:val="Normal"/>
+        <w:jc w:val="left"/>
+        <w:rPr>
+          <w:b w:val="1"/>
+          <w:bCs w:val="1"/>
+          <w:sz w:val="24"/>
+          <w:szCs w:val="24"/>
+          <w:u w:val="none"/>
+        </w:rPr>
+      </w:pPr>
+    </w:p>
+    <w:p>
+      <w:pPr>
+        <w:pStyle w:val="Normal"/>
+        <w:jc w:val="left"/>
+        <w:rPr>
+          <w:b w:val="1"/>
+          <w:bCs w:val="1"/>
+          <w:sz w:val="24"/>
+          <w:szCs w:val="24"/>
+          <w:u w:val="none"/>
+        </w:rPr>
+      </w:pPr>
+    </w:p>
+    <w:p>
+      <w:pPr>
+        <w:pStyle w:val="Normal"/>
+        <w:jc w:val="left"/>
+        <w:rPr>
+          <w:b w:val="1"/>
+          <w:bCs w:val="1"/>
+          <w:sz w:val="24"/>
+          <w:szCs w:val="24"/>
+          <w:u w:val="none"/>
+        </w:rPr>
+      </w:pPr>
+    </w:p>
+    <w:p>
+      <w:pPr>
+        <w:pStyle w:val="Normal"/>
+        <w:jc w:val="left"/>
+        <w:rPr>
+          <w:b w:val="1"/>
+          <w:bCs w:val="1"/>
+          <w:sz w:val="24"/>
+          <w:szCs w:val="24"/>
+          <w:u w:val="single"/>
+        </w:rPr>
+      </w:pPr>
+      <w:r>
+        <w:rPr>
+          <w:b w:val="1"/>
+          <w:bCs w:val="1"/>
+          <w:sz w:val="24"/>
+          <w:szCs w:val="24"/>
+          <w:u w:val="single"/>
+        </w:rPr>
+        <w:t>02/04/26 - Week 11</w:t>
+      </w:r>
+    </w:p>
+    <w:p>
+      <w:pPr>
+        <w:pStyle w:val="Normal"/>
+        <w:jc w:val="left"/>
+        <w:rPr>
+          <w:b w:val="0"/>
+          <w:bCs w:val="0"/>
+          <w:sz w:val="24"/>
+          <w:szCs w:val="24"/>
+          <w:u w:val="none"/>
+        </w:rPr>
+      </w:pPr>
+      <w:r>
+        <w:rPr>
+          <w:b w:val="1"/>
+          <w:bCs w:val="1"/>
+          <w:sz w:val="24"/>
+          <w:szCs w:val="24"/>
+          <w:u w:val="none"/>
+        </w:rPr>
+        <w:t>Participants</w:t>
+      </w:r>
+      <w:r>
+        <w:rPr>
+          <w:b w:val="0"/>
+          <w:bCs w:val="0"/>
+          <w:sz w:val="24"/>
+          <w:szCs w:val="24"/>
+          <w:u w:val="none"/>
+        </w:rPr>
+        <w:t>: Jazib Bangash khan, Hamid Hussain Shah, Muhammad Jibraeel Gani, Mohammed Rayhan Yaqoob, Collins Ezeilo, Abdul Azim, Luqmaan Shaikh</w:t>
+      </w:r>
+    </w:p>
+    <w:p>
+      <w:pPr>
+        <w:pStyle w:val="Normal"/>
+        <w:jc w:val="left"/>
+        <w:rPr>
+          <w:b w:val="1"/>
+          <w:bCs w:val="1"/>
+          <w:sz w:val="24"/>
+          <w:szCs w:val="24"/>
+          <w:u w:val="none"/>
+        </w:rPr>
+      </w:pPr>
+    </w:p>
+    <w:p>
+      <w:pPr>
+        <w:pStyle w:val="Normal"/>
+        <w:jc w:val="left"/>
+        <w:rPr>
+          <w:b w:val="1"/>
+          <w:bCs w:val="1"/>
+          <w:sz w:val="24"/>
+          <w:szCs w:val="24"/>
+          <w:u w:val="none"/>
+        </w:rPr>
+      </w:pPr>
+    </w:p>
+    <w:p>
+      <w:pPr>
+        <w:pStyle w:val="Normal"/>
+        <w:jc w:val="left"/>
+        <w:rPr>
+          <w:b w:val="1"/>
+          <w:bCs w:val="1"/>
+          <w:sz w:val="24"/>
+          <w:szCs w:val="24"/>
+          <w:u w:val="none"/>
+        </w:rPr>
+      </w:pPr>
+      <w:r>
+        <w:rPr>
+          <w:b w:val="1"/>
+          <w:bCs w:val="1"/>
+          <w:sz w:val="24"/>
+          <w:szCs w:val="24"/>
+          <w:u w:val="none"/>
+        </w:rPr>
+        <w:t>Content:</w:t>
+      </w:r>
+    </w:p>
+    <w:p>
+      <w:pPr>
+        <w:pStyle w:val="Normal"/>
+        <w:jc w:val="left"/>
+        <w:rPr>
+          <w:b w:val="1"/>
+          <w:bCs w:val="1"/>
+          <w:sz w:val="24"/>
+          <w:szCs w:val="24"/>
+          <w:u w:val="none"/>
+        </w:rPr>
+      </w:pPr>
+    </w:p>
+    <w:p>
+      <w:pPr>
+        <w:pStyle w:val="Normal"/>
+        <w:jc w:val="left"/>
+        <w:rPr>
+          <w:b w:val="1"/>
+          <w:bCs w:val="1"/>
+          <w:sz w:val="24"/>
+          <w:szCs w:val="24"/>
+          <w:u w:val="none"/>
+        </w:rPr>
+      </w:pPr>
+    </w:p>
+    <w:p>
+      <w:pPr>
+        <w:pStyle w:val="Normal"/>
+        <w:jc w:val="left"/>
+        <w:rPr>
+          <w:b w:val="1"/>
+          <w:bCs w:val="1"/>
+          <w:sz w:val="24"/>
+          <w:szCs w:val="24"/>
+          <w:u w:val="none"/>
+        </w:rPr>
+      </w:pPr>
+    </w:p>
+    <w:p>
+      <w:pPr>
+        <w:pStyle w:val="Normal"/>
+        <w:jc w:val="left"/>
+        <w:rPr>
+          <w:b w:val="1"/>
+          <w:bCs w:val="1"/>
+          <w:sz w:val="24"/>
+          <w:szCs w:val="24"/>
+          <w:u w:val="none"/>
+        </w:rPr>
+      </w:pPr>
+    </w:p>
+    <w:p>
+      <w:pPr>
+        <w:pStyle w:val="Normal"/>
+        <w:jc w:val="left"/>
+        <w:rPr>
+          <w:b w:val="1"/>
+          <w:bCs w:val="1"/>
+          <w:sz w:val="24"/>
+          <w:szCs w:val="24"/>
+          <w:u w:val="none"/>
+        </w:rPr>
+      </w:pPr>
+    </w:p>
+    <w:p>
+      <w:pPr>
+        <w:pStyle w:val="Normal"/>
+        <w:jc w:val="left"/>
+        <w:rPr>
+          <w:b w:val="1"/>
+          <w:bCs w:val="1"/>
+          <w:sz w:val="24"/>
+          <w:szCs w:val="24"/>
+          <w:u w:val="single"/>
+        </w:rPr>
+      </w:pPr>
+      <w:r>
+        <w:rPr>
+          <w:b w:val="1"/>
+          <w:bCs w:val="1"/>
+          <w:sz w:val="24"/>
+          <w:szCs w:val="24"/>
+          <w:u w:val="single"/>
+        </w:rPr>
+        <w:t>09/04/26 - Week 12</w:t>
       </w:r>
     </w:p>
     <w:p>
@@ -1469,9 +3480,710 @@
     <int2:textHash int2:hashCode="MeN/t1npAGJ7Nx" int2:id="NVcltY0Q">
       <int2:state int2:type="spell" int2:value="Rejected"/>
     </int2:textHash>
+    <int2:bookmark int2:bookmarkName="_Int_O08WxbCY" int2:invalidationBookmarkName="" int2:hashCode="3wVcZpQj/aEI7R" int2:id="YPftL8Pk">
+      <int2:state int2:type="gram" int2:value="Rejected"/>
+    </int2:bookmark>
+    <int2:bookmark int2:bookmarkName="_Int_aFChwvJo" int2:invalidationBookmarkName="" int2:hashCode="pOXKMVKB8a5vnC" int2:id="cB5Dm5xG">
+      <int2:state int2:type="gram" int2:value="Rejected"/>
+    </int2:bookmark>
   </int2:observations>
   <int2:intelligenceSettings/>
 </int2:intelligence>
+</file>
+
+<file path=word/numbering.xml><?xml version="1.0" encoding="utf-8"?>
+<w:numbering xmlns:w="http://schemas.openxmlformats.org/wordprocessingml/2006/main">
+  <w:abstractNum xmlns:w="http://schemas.openxmlformats.org/wordprocessingml/2006/main" w:abstractNumId="6">
+    <w:nsid w:val="62bc80a4"/>
+    <w:multiLevelType xmlns:w="http://schemas.openxmlformats.org/wordprocessingml/2006/main" w:val="hybridMultilevel"/>
+    <w:lvl xmlns:w="http://schemas.openxmlformats.org/wordprocessingml/2006/main" w:ilvl="0">
+      <w:start w:val="1"/>
+      <w:numFmt w:val="bullet"/>
+      <w:lvlText w:val="-"/>
+      <w:lvlJc w:val="left"/>
+      <w:pPr>
+        <w:ind w:left="720" w:hanging="360"/>
+      </w:pPr>
+      <w:rPr>
+        <w:rFonts w:hint="default" w:ascii="Aptos" w:hAnsi="Aptos"/>
+      </w:rPr>
+    </w:lvl>
+    <w:lvl xmlns:w="http://schemas.openxmlformats.org/wordprocessingml/2006/main" w:ilvl="1">
+      <w:start w:val="1"/>
+      <w:numFmt w:val="bullet"/>
+      <w:lvlText w:val="o"/>
+      <w:lvlJc w:val="left"/>
+      <w:pPr>
+        <w:ind w:left="1440" w:hanging="360"/>
+      </w:pPr>
+      <w:rPr>
+        <w:rFonts w:hint="default" w:ascii="Courier New" w:hAnsi="Courier New"/>
+      </w:rPr>
+    </w:lvl>
+    <w:lvl xmlns:w="http://schemas.openxmlformats.org/wordprocessingml/2006/main" w:ilvl="2">
+      <w:start w:val="1"/>
+      <w:numFmt w:val="bullet"/>
+      <w:lvlText w:val=""/>
+      <w:lvlJc w:val="left"/>
+      <w:pPr>
+        <w:ind w:left="2160" w:hanging="360"/>
+      </w:pPr>
+      <w:rPr>
+        <w:rFonts w:hint="default" w:ascii="Wingdings" w:hAnsi="Wingdings"/>
+      </w:rPr>
+    </w:lvl>
+    <w:lvl xmlns:w="http://schemas.openxmlformats.org/wordprocessingml/2006/main" w:ilvl="3">
+      <w:start w:val="1"/>
+      <w:numFmt w:val="bullet"/>
+      <w:lvlText w:val=""/>
+      <w:lvlJc w:val="left"/>
+      <w:pPr>
+        <w:ind w:left="2880" w:hanging="360"/>
+      </w:pPr>
+      <w:rPr>
+        <w:rFonts w:hint="default" w:ascii="Symbol" w:hAnsi="Symbol"/>
+      </w:rPr>
+    </w:lvl>
+    <w:lvl xmlns:w="http://schemas.openxmlformats.org/wordprocessingml/2006/main" w:ilvl="4">
+      <w:start w:val="1"/>
+      <w:numFmt w:val="bullet"/>
+      <w:lvlText w:val="o"/>
+      <w:lvlJc w:val="left"/>
+      <w:pPr>
+        <w:ind w:left="3600" w:hanging="360"/>
+      </w:pPr>
+      <w:rPr>
+        <w:rFonts w:hint="default" w:ascii="Courier New" w:hAnsi="Courier New"/>
+      </w:rPr>
+    </w:lvl>
+    <w:lvl xmlns:w="http://schemas.openxmlformats.org/wordprocessingml/2006/main" w:ilvl="5">
+      <w:start w:val="1"/>
+      <w:numFmt w:val="bullet"/>
+      <w:lvlText w:val=""/>
+      <w:lvlJc w:val="left"/>
+      <w:pPr>
+        <w:ind w:left="4320" w:hanging="360"/>
+      </w:pPr>
+      <w:rPr>
+        <w:rFonts w:hint="default" w:ascii="Wingdings" w:hAnsi="Wingdings"/>
+      </w:rPr>
+    </w:lvl>
+    <w:lvl xmlns:w="http://schemas.openxmlformats.org/wordprocessingml/2006/main" w:ilvl="6">
+      <w:start w:val="1"/>
+      <w:numFmt w:val="bullet"/>
+      <w:lvlText w:val=""/>
+      <w:lvlJc w:val="left"/>
+      <w:pPr>
+        <w:ind w:left="5040" w:hanging="360"/>
+      </w:pPr>
+      <w:rPr>
+        <w:rFonts w:hint="default" w:ascii="Symbol" w:hAnsi="Symbol"/>
+      </w:rPr>
+    </w:lvl>
+    <w:lvl xmlns:w="http://schemas.openxmlformats.org/wordprocessingml/2006/main" w:ilvl="7">
+      <w:start w:val="1"/>
+      <w:numFmt w:val="bullet"/>
+      <w:lvlText w:val="o"/>
+      <w:lvlJc w:val="left"/>
+      <w:pPr>
+        <w:ind w:left="5760" w:hanging="360"/>
+      </w:pPr>
+      <w:rPr>
+        <w:rFonts w:hint="default" w:ascii="Courier New" w:hAnsi="Courier New"/>
+      </w:rPr>
+    </w:lvl>
+    <w:lvl xmlns:w="http://schemas.openxmlformats.org/wordprocessingml/2006/main" w:ilvl="8">
+      <w:start w:val="1"/>
+      <w:numFmt w:val="bullet"/>
+      <w:lvlText w:val=""/>
+      <w:lvlJc w:val="left"/>
+      <w:pPr>
+        <w:ind w:left="6480" w:hanging="360"/>
+      </w:pPr>
+      <w:rPr>
+        <w:rFonts w:hint="default" w:ascii="Wingdings" w:hAnsi="Wingdings"/>
+      </w:rPr>
+    </w:lvl>
+  </w:abstractNum>
+  <w:abstractNum xmlns:w="http://schemas.openxmlformats.org/wordprocessingml/2006/main" w:abstractNumId="5">
+    <w:nsid w:val="5b9f4e87"/>
+    <w:multiLevelType xmlns:w="http://schemas.openxmlformats.org/wordprocessingml/2006/main" w:val="hybridMultilevel"/>
+    <w:lvl xmlns:w="http://schemas.openxmlformats.org/wordprocessingml/2006/main" w:ilvl="0">
+      <w:start w:val="1"/>
+      <w:numFmt w:val="bullet"/>
+      <w:lvlText w:val="-"/>
+      <w:lvlJc w:val="left"/>
+      <w:pPr>
+        <w:ind w:left="720" w:hanging="360"/>
+      </w:pPr>
+      <w:rPr>
+        <w:rFonts w:hint="default" w:ascii="Aptos" w:hAnsi="Aptos"/>
+      </w:rPr>
+    </w:lvl>
+    <w:lvl xmlns:w="http://schemas.openxmlformats.org/wordprocessingml/2006/main" w:ilvl="1">
+      <w:start w:val="1"/>
+      <w:numFmt w:val="bullet"/>
+      <w:lvlText w:val="o"/>
+      <w:lvlJc w:val="left"/>
+      <w:pPr>
+        <w:ind w:left="1440" w:hanging="360"/>
+      </w:pPr>
+      <w:rPr>
+        <w:rFonts w:hint="default" w:ascii="Courier New" w:hAnsi="Courier New"/>
+      </w:rPr>
+    </w:lvl>
+    <w:lvl xmlns:w="http://schemas.openxmlformats.org/wordprocessingml/2006/main" w:ilvl="2">
+      <w:start w:val="1"/>
+      <w:numFmt w:val="bullet"/>
+      <w:lvlText w:val=""/>
+      <w:lvlJc w:val="left"/>
+      <w:pPr>
+        <w:ind w:left="2160" w:hanging="360"/>
+      </w:pPr>
+      <w:rPr>
+        <w:rFonts w:hint="default" w:ascii="Wingdings" w:hAnsi="Wingdings"/>
+      </w:rPr>
+    </w:lvl>
+    <w:lvl xmlns:w="http://schemas.openxmlformats.org/wordprocessingml/2006/main" w:ilvl="3">
+      <w:start w:val="1"/>
+      <w:numFmt w:val="bullet"/>
+      <w:lvlText w:val=""/>
+      <w:lvlJc w:val="left"/>
+      <w:pPr>
+        <w:ind w:left="2880" w:hanging="360"/>
+      </w:pPr>
+      <w:rPr>
+        <w:rFonts w:hint="default" w:ascii="Symbol" w:hAnsi="Symbol"/>
+      </w:rPr>
+    </w:lvl>
+    <w:lvl xmlns:w="http://schemas.openxmlformats.org/wordprocessingml/2006/main" w:ilvl="4">
+      <w:start w:val="1"/>
+      <w:numFmt w:val="bullet"/>
+      <w:lvlText w:val="o"/>
+      <w:lvlJc w:val="left"/>
+      <w:pPr>
+        <w:ind w:left="3600" w:hanging="360"/>
+      </w:pPr>
+      <w:rPr>
+        <w:rFonts w:hint="default" w:ascii="Courier New" w:hAnsi="Courier New"/>
+      </w:rPr>
+    </w:lvl>
+    <w:lvl xmlns:w="http://schemas.openxmlformats.org/wordprocessingml/2006/main" w:ilvl="5">
+      <w:start w:val="1"/>
+      <w:numFmt w:val="bullet"/>
+      <w:lvlText w:val=""/>
+      <w:lvlJc w:val="left"/>
+      <w:pPr>
+        <w:ind w:left="4320" w:hanging="360"/>
+      </w:pPr>
+      <w:rPr>
+        <w:rFonts w:hint="default" w:ascii="Wingdings" w:hAnsi="Wingdings"/>
+      </w:rPr>
+    </w:lvl>
+    <w:lvl xmlns:w="http://schemas.openxmlformats.org/wordprocessingml/2006/main" w:ilvl="6">
+      <w:start w:val="1"/>
+      <w:numFmt w:val="bullet"/>
+      <w:lvlText w:val=""/>
+      <w:lvlJc w:val="left"/>
+      <w:pPr>
+        <w:ind w:left="5040" w:hanging="360"/>
+      </w:pPr>
+      <w:rPr>
+        <w:rFonts w:hint="default" w:ascii="Symbol" w:hAnsi="Symbol"/>
+      </w:rPr>
+    </w:lvl>
+    <w:lvl xmlns:w="http://schemas.openxmlformats.org/wordprocessingml/2006/main" w:ilvl="7">
+      <w:start w:val="1"/>
+      <w:numFmt w:val="bullet"/>
+      <w:lvlText w:val="o"/>
+      <w:lvlJc w:val="left"/>
+      <w:pPr>
+        <w:ind w:left="5760" w:hanging="360"/>
+      </w:pPr>
+      <w:rPr>
+        <w:rFonts w:hint="default" w:ascii="Courier New" w:hAnsi="Courier New"/>
+      </w:rPr>
+    </w:lvl>
+    <w:lvl xmlns:w="http://schemas.openxmlformats.org/wordprocessingml/2006/main" w:ilvl="8">
+      <w:start w:val="1"/>
+      <w:numFmt w:val="bullet"/>
+      <w:lvlText w:val=""/>
+      <w:lvlJc w:val="left"/>
+      <w:pPr>
+        <w:ind w:left="6480" w:hanging="360"/>
+      </w:pPr>
+      <w:rPr>
+        <w:rFonts w:hint="default" w:ascii="Wingdings" w:hAnsi="Wingdings"/>
+      </w:rPr>
+    </w:lvl>
+  </w:abstractNum>
+  <w:abstractNum xmlns:w="http://schemas.openxmlformats.org/wordprocessingml/2006/main" w:abstractNumId="4">
+    <w:nsid w:val="383778f9"/>
+    <w:multiLevelType xmlns:w="http://schemas.openxmlformats.org/wordprocessingml/2006/main" w:val="hybridMultilevel"/>
+    <w:lvl xmlns:w="http://schemas.openxmlformats.org/wordprocessingml/2006/main" w:ilvl="0">
+      <w:start w:val="1"/>
+      <w:numFmt w:val="bullet"/>
+      <w:lvlText w:val="-"/>
+      <w:lvlJc w:val="left"/>
+      <w:pPr>
+        <w:ind w:left="720" w:hanging="360"/>
+      </w:pPr>
+      <w:rPr>
+        <w:rFonts w:hint="default" w:ascii="Aptos" w:hAnsi="Aptos"/>
+      </w:rPr>
+    </w:lvl>
+    <w:lvl xmlns:w="http://schemas.openxmlformats.org/wordprocessingml/2006/main" w:ilvl="1">
+      <w:start w:val="1"/>
+      <w:numFmt w:val="bullet"/>
+      <w:lvlText w:val="o"/>
+      <w:lvlJc w:val="left"/>
+      <w:pPr>
+        <w:ind w:left="1440" w:hanging="360"/>
+      </w:pPr>
+      <w:rPr>
+        <w:rFonts w:hint="default" w:ascii="Courier New" w:hAnsi="Courier New"/>
+      </w:rPr>
+    </w:lvl>
+    <w:lvl xmlns:w="http://schemas.openxmlformats.org/wordprocessingml/2006/main" w:ilvl="2">
+      <w:start w:val="1"/>
+      <w:numFmt w:val="bullet"/>
+      <w:lvlText w:val=""/>
+      <w:lvlJc w:val="left"/>
+      <w:pPr>
+        <w:ind w:left="2160" w:hanging="360"/>
+      </w:pPr>
+      <w:rPr>
+        <w:rFonts w:hint="default" w:ascii="Wingdings" w:hAnsi="Wingdings"/>
+      </w:rPr>
+    </w:lvl>
+    <w:lvl xmlns:w="http://schemas.openxmlformats.org/wordprocessingml/2006/main" w:ilvl="3">
+      <w:start w:val="1"/>
+      <w:numFmt w:val="bullet"/>
+      <w:lvlText w:val=""/>
+      <w:lvlJc w:val="left"/>
+      <w:pPr>
+        <w:ind w:left="2880" w:hanging="360"/>
+      </w:pPr>
+      <w:rPr>
+        <w:rFonts w:hint="default" w:ascii="Symbol" w:hAnsi="Symbol"/>
+      </w:rPr>
+    </w:lvl>
+    <w:lvl xmlns:w="http://schemas.openxmlformats.org/wordprocessingml/2006/main" w:ilvl="4">
+      <w:start w:val="1"/>
+      <w:numFmt w:val="bullet"/>
+      <w:lvlText w:val="o"/>
+      <w:lvlJc w:val="left"/>
+      <w:pPr>
+        <w:ind w:left="3600" w:hanging="360"/>
+      </w:pPr>
+      <w:rPr>
+        <w:rFonts w:hint="default" w:ascii="Courier New" w:hAnsi="Courier New"/>
+      </w:rPr>
+    </w:lvl>
+    <w:lvl xmlns:w="http://schemas.openxmlformats.org/wordprocessingml/2006/main" w:ilvl="5">
+      <w:start w:val="1"/>
+      <w:numFmt w:val="bullet"/>
+      <w:lvlText w:val=""/>
+      <w:lvlJc w:val="left"/>
+      <w:pPr>
+        <w:ind w:left="4320" w:hanging="360"/>
+      </w:pPr>
+      <w:rPr>
+        <w:rFonts w:hint="default" w:ascii="Wingdings" w:hAnsi="Wingdings"/>
+      </w:rPr>
+    </w:lvl>
+    <w:lvl xmlns:w="http://schemas.openxmlformats.org/wordprocessingml/2006/main" w:ilvl="6">
+      <w:start w:val="1"/>
+      <w:numFmt w:val="bullet"/>
+      <w:lvlText w:val=""/>
+      <w:lvlJc w:val="left"/>
+      <w:pPr>
+        <w:ind w:left="5040" w:hanging="360"/>
+      </w:pPr>
+      <w:rPr>
+        <w:rFonts w:hint="default" w:ascii="Symbol" w:hAnsi="Symbol"/>
+      </w:rPr>
+    </w:lvl>
+    <w:lvl xmlns:w="http://schemas.openxmlformats.org/wordprocessingml/2006/main" w:ilvl="7">
+      <w:start w:val="1"/>
+      <w:numFmt w:val="bullet"/>
+      <w:lvlText w:val="o"/>
+      <w:lvlJc w:val="left"/>
+      <w:pPr>
+        <w:ind w:left="5760" w:hanging="360"/>
+      </w:pPr>
+      <w:rPr>
+        <w:rFonts w:hint="default" w:ascii="Courier New" w:hAnsi="Courier New"/>
+      </w:rPr>
+    </w:lvl>
+    <w:lvl xmlns:w="http://schemas.openxmlformats.org/wordprocessingml/2006/main" w:ilvl="8">
+      <w:start w:val="1"/>
+      <w:numFmt w:val="bullet"/>
+      <w:lvlText w:val=""/>
+      <w:lvlJc w:val="left"/>
+      <w:pPr>
+        <w:ind w:left="6480" w:hanging="360"/>
+      </w:pPr>
+      <w:rPr>
+        <w:rFonts w:hint="default" w:ascii="Wingdings" w:hAnsi="Wingdings"/>
+      </w:rPr>
+    </w:lvl>
+  </w:abstractNum>
+  <w:abstractNum xmlns:w="http://schemas.openxmlformats.org/wordprocessingml/2006/main" w:abstractNumId="3">
+    <w:nsid w:val="4eb2279f"/>
+    <w:multiLevelType xmlns:w="http://schemas.openxmlformats.org/wordprocessingml/2006/main" w:val="hybridMultilevel"/>
+    <w:lvl xmlns:w="http://schemas.openxmlformats.org/wordprocessingml/2006/main" w:ilvl="0">
+      <w:start w:val="1"/>
+      <w:numFmt w:val="bullet"/>
+      <w:lvlText w:val="-"/>
+      <w:lvlJc w:val="left"/>
+      <w:pPr>
+        <w:ind w:left="720" w:hanging="360"/>
+      </w:pPr>
+      <w:rPr>
+        <w:rFonts w:hint="default" w:ascii="Aptos" w:hAnsi="Aptos"/>
+      </w:rPr>
+    </w:lvl>
+    <w:lvl xmlns:w="http://schemas.openxmlformats.org/wordprocessingml/2006/main" w:ilvl="1">
+      <w:start w:val="1"/>
+      <w:numFmt w:val="bullet"/>
+      <w:lvlText w:val="o"/>
+      <w:lvlJc w:val="left"/>
+      <w:pPr>
+        <w:ind w:left="1440" w:hanging="360"/>
+      </w:pPr>
+      <w:rPr>
+        <w:rFonts w:hint="default" w:ascii="Courier New" w:hAnsi="Courier New"/>
+      </w:rPr>
+    </w:lvl>
+    <w:lvl xmlns:w="http://schemas.openxmlformats.org/wordprocessingml/2006/main" w:ilvl="2">
+      <w:start w:val="1"/>
+      <w:numFmt w:val="bullet"/>
+      <w:lvlText w:val=""/>
+      <w:lvlJc w:val="left"/>
+      <w:pPr>
+        <w:ind w:left="2160" w:hanging="360"/>
+      </w:pPr>
+      <w:rPr>
+        <w:rFonts w:hint="default" w:ascii="Wingdings" w:hAnsi="Wingdings"/>
+      </w:rPr>
+    </w:lvl>
+    <w:lvl xmlns:w="http://schemas.openxmlformats.org/wordprocessingml/2006/main" w:ilvl="3">
+      <w:start w:val="1"/>
+      <w:numFmt w:val="bullet"/>
+      <w:lvlText w:val=""/>
+      <w:lvlJc w:val="left"/>
+      <w:pPr>
+        <w:ind w:left="2880" w:hanging="360"/>
+      </w:pPr>
+      <w:rPr>
+        <w:rFonts w:hint="default" w:ascii="Symbol" w:hAnsi="Symbol"/>
+      </w:rPr>
+    </w:lvl>
+    <w:lvl xmlns:w="http://schemas.openxmlformats.org/wordprocessingml/2006/main" w:ilvl="4">
+      <w:start w:val="1"/>
+      <w:numFmt w:val="bullet"/>
+      <w:lvlText w:val="o"/>
+      <w:lvlJc w:val="left"/>
+      <w:pPr>
+        <w:ind w:left="3600" w:hanging="360"/>
+      </w:pPr>
+      <w:rPr>
+        <w:rFonts w:hint="default" w:ascii="Courier New" w:hAnsi="Courier New"/>
+      </w:rPr>
+    </w:lvl>
+    <w:lvl xmlns:w="http://schemas.openxmlformats.org/wordprocessingml/2006/main" w:ilvl="5">
+      <w:start w:val="1"/>
+      <w:numFmt w:val="bullet"/>
+      <w:lvlText w:val=""/>
+      <w:lvlJc w:val="left"/>
+      <w:pPr>
+        <w:ind w:left="4320" w:hanging="360"/>
+      </w:pPr>
+      <w:rPr>
+        <w:rFonts w:hint="default" w:ascii="Wingdings" w:hAnsi="Wingdings"/>
+      </w:rPr>
+    </w:lvl>
+    <w:lvl xmlns:w="http://schemas.openxmlformats.org/wordprocessingml/2006/main" w:ilvl="6">
+      <w:start w:val="1"/>
+      <w:numFmt w:val="bullet"/>
+      <w:lvlText w:val=""/>
+      <w:lvlJc w:val="left"/>
+      <w:pPr>
+        <w:ind w:left="5040" w:hanging="360"/>
+      </w:pPr>
+      <w:rPr>
+        <w:rFonts w:hint="default" w:ascii="Symbol" w:hAnsi="Symbol"/>
+      </w:rPr>
+    </w:lvl>
+    <w:lvl xmlns:w="http://schemas.openxmlformats.org/wordprocessingml/2006/main" w:ilvl="7">
+      <w:start w:val="1"/>
+      <w:numFmt w:val="bullet"/>
+      <w:lvlText w:val="o"/>
+      <w:lvlJc w:val="left"/>
+      <w:pPr>
+        <w:ind w:left="5760" w:hanging="360"/>
+      </w:pPr>
+      <w:rPr>
+        <w:rFonts w:hint="default" w:ascii="Courier New" w:hAnsi="Courier New"/>
+      </w:rPr>
+    </w:lvl>
+    <w:lvl xmlns:w="http://schemas.openxmlformats.org/wordprocessingml/2006/main" w:ilvl="8">
+      <w:start w:val="1"/>
+      <w:numFmt w:val="bullet"/>
+      <w:lvlText w:val=""/>
+      <w:lvlJc w:val="left"/>
+      <w:pPr>
+        <w:ind w:left="6480" w:hanging="360"/>
+      </w:pPr>
+      <w:rPr>
+        <w:rFonts w:hint="default" w:ascii="Wingdings" w:hAnsi="Wingdings"/>
+      </w:rPr>
+    </w:lvl>
+  </w:abstractNum>
+  <w:abstractNum xmlns:w="http://schemas.openxmlformats.org/wordprocessingml/2006/main" w:abstractNumId="2">
+    <w:nsid w:val="749974f2"/>
+    <w:multiLevelType xmlns:w="http://schemas.openxmlformats.org/wordprocessingml/2006/main" w:val="hybridMultilevel"/>
+    <w:lvl xmlns:w="http://schemas.openxmlformats.org/wordprocessingml/2006/main" w:ilvl="0">
+      <w:start w:val="1"/>
+      <w:numFmt w:val="bullet"/>
+      <w:lvlText w:val="-"/>
+      <w:lvlJc w:val="left"/>
+      <w:pPr>
+        <w:ind w:left="720" w:hanging="360"/>
+      </w:pPr>
+      <w:rPr>
+        <w:rFonts w:hint="default" w:ascii="Aptos" w:hAnsi="Aptos"/>
+      </w:rPr>
+    </w:lvl>
+    <w:lvl xmlns:w="http://schemas.openxmlformats.org/wordprocessingml/2006/main" w:ilvl="1">
+      <w:start w:val="1"/>
+      <w:numFmt w:val="bullet"/>
+      <w:lvlText w:val="o"/>
+      <w:lvlJc w:val="left"/>
+      <w:pPr>
+        <w:ind w:left="1440" w:hanging="360"/>
+      </w:pPr>
+      <w:rPr>
+        <w:rFonts w:hint="default" w:ascii="Courier New" w:hAnsi="Courier New"/>
+      </w:rPr>
+    </w:lvl>
+    <w:lvl xmlns:w="http://schemas.openxmlformats.org/wordprocessingml/2006/main" w:ilvl="2">
+      <w:start w:val="1"/>
+      <w:numFmt w:val="bullet"/>
+      <w:lvlText w:val=""/>
+      <w:lvlJc w:val="left"/>
+      <w:pPr>
+        <w:ind w:left="2160" w:hanging="360"/>
+      </w:pPr>
+      <w:rPr>
+        <w:rFonts w:hint="default" w:ascii="Wingdings" w:hAnsi="Wingdings"/>
+      </w:rPr>
+    </w:lvl>
+    <w:lvl xmlns:w="http://schemas.openxmlformats.org/wordprocessingml/2006/main" w:ilvl="3">
+      <w:start w:val="1"/>
+      <w:numFmt w:val="bullet"/>
+      <w:lvlText w:val=""/>
+      <w:lvlJc w:val="left"/>
+      <w:pPr>
+        <w:ind w:left="2880" w:hanging="360"/>
+      </w:pPr>
+      <w:rPr>
+        <w:rFonts w:hint="default" w:ascii="Symbol" w:hAnsi="Symbol"/>
+      </w:rPr>
+    </w:lvl>
+    <w:lvl xmlns:w="http://schemas.openxmlformats.org/wordprocessingml/2006/main" w:ilvl="4">
+      <w:start w:val="1"/>
+      <w:numFmt w:val="bullet"/>
+      <w:lvlText w:val="o"/>
+      <w:lvlJc w:val="left"/>
+      <w:pPr>
+        <w:ind w:left="3600" w:hanging="360"/>
+      </w:pPr>
+      <w:rPr>
+        <w:rFonts w:hint="default" w:ascii="Courier New" w:hAnsi="Courier New"/>
+      </w:rPr>
+    </w:lvl>
+    <w:lvl xmlns:w="http://schemas.openxmlformats.org/wordprocessingml/2006/main" w:ilvl="5">
+      <w:start w:val="1"/>
+      <w:numFmt w:val="bullet"/>
+      <w:lvlText w:val=""/>
+      <w:lvlJc w:val="left"/>
+      <w:pPr>
+        <w:ind w:left="4320" w:hanging="360"/>
+      </w:pPr>
+      <w:rPr>
+        <w:rFonts w:hint="default" w:ascii="Wingdings" w:hAnsi="Wingdings"/>
+      </w:rPr>
+    </w:lvl>
+    <w:lvl xmlns:w="http://schemas.openxmlformats.org/wordprocessingml/2006/main" w:ilvl="6">
+      <w:start w:val="1"/>
+      <w:numFmt w:val="bullet"/>
+      <w:lvlText w:val=""/>
+      <w:lvlJc w:val="left"/>
+      <w:pPr>
+        <w:ind w:left="5040" w:hanging="360"/>
+      </w:pPr>
+      <w:rPr>
+        <w:rFonts w:hint="default" w:ascii="Symbol" w:hAnsi="Symbol"/>
+      </w:rPr>
+    </w:lvl>
+    <w:lvl xmlns:w="http://schemas.openxmlformats.org/wordprocessingml/2006/main" w:ilvl="7">
+      <w:start w:val="1"/>
+      <w:numFmt w:val="bullet"/>
+      <w:lvlText w:val="o"/>
+      <w:lvlJc w:val="left"/>
+      <w:pPr>
+        <w:ind w:left="5760" w:hanging="360"/>
+      </w:pPr>
+      <w:rPr>
+        <w:rFonts w:hint="default" w:ascii="Courier New" w:hAnsi="Courier New"/>
+      </w:rPr>
+    </w:lvl>
+    <w:lvl xmlns:w="http://schemas.openxmlformats.org/wordprocessingml/2006/main" w:ilvl="8">
+      <w:start w:val="1"/>
+      <w:numFmt w:val="bullet"/>
+      <w:lvlText w:val=""/>
+      <w:lvlJc w:val="left"/>
+      <w:pPr>
+        <w:ind w:left="6480" w:hanging="360"/>
+      </w:pPr>
+      <w:rPr>
+        <w:rFonts w:hint="default" w:ascii="Wingdings" w:hAnsi="Wingdings"/>
+      </w:rPr>
+    </w:lvl>
+  </w:abstractNum>
+  <w:abstractNum xmlns:w="http://schemas.openxmlformats.org/wordprocessingml/2006/main" w:abstractNumId="1">
+    <w:nsid w:val="3485a5d"/>
+    <w:multiLevelType xmlns:w="http://schemas.openxmlformats.org/wordprocessingml/2006/main" w:val="hybridMultilevel"/>
+    <w:lvl xmlns:w="http://schemas.openxmlformats.org/wordprocessingml/2006/main" w:ilvl="0">
+      <w:start w:val="1"/>
+      <w:numFmt w:val="bullet"/>
+      <w:lvlText w:val="-"/>
+      <w:lvlJc w:val="left"/>
+      <w:pPr>
+        <w:ind w:left="720" w:hanging="360"/>
+      </w:pPr>
+      <w:rPr>
+        <w:rFonts w:hint="default" w:ascii="Aptos" w:hAnsi="Aptos"/>
+      </w:rPr>
+    </w:lvl>
+    <w:lvl xmlns:w="http://schemas.openxmlformats.org/wordprocessingml/2006/main" w:ilvl="1">
+      <w:start w:val="1"/>
+      <w:numFmt w:val="bullet"/>
+      <w:lvlText w:val="o"/>
+      <w:lvlJc w:val="left"/>
+      <w:pPr>
+        <w:ind w:left="1440" w:hanging="360"/>
+      </w:pPr>
+      <w:rPr>
+        <w:rFonts w:hint="default" w:ascii="Courier New" w:hAnsi="Courier New"/>
+      </w:rPr>
+    </w:lvl>
+    <w:lvl xmlns:w="http://schemas.openxmlformats.org/wordprocessingml/2006/main" w:ilvl="2">
+      <w:start w:val="1"/>
+      <w:numFmt w:val="bullet"/>
+      <w:lvlText w:val=""/>
+      <w:lvlJc w:val="left"/>
+      <w:pPr>
+        <w:ind w:left="2160" w:hanging="360"/>
+      </w:pPr>
+      <w:rPr>
+        <w:rFonts w:hint="default" w:ascii="Wingdings" w:hAnsi="Wingdings"/>
+      </w:rPr>
+    </w:lvl>
+    <w:lvl xmlns:w="http://schemas.openxmlformats.org/wordprocessingml/2006/main" w:ilvl="3">
+      <w:start w:val="1"/>
+      <w:numFmt w:val="bullet"/>
+      <w:lvlText w:val=""/>
+      <w:lvlJc w:val="left"/>
+      <w:pPr>
+        <w:ind w:left="2880" w:hanging="360"/>
+      </w:pPr>
+      <w:rPr>
+        <w:rFonts w:hint="default" w:ascii="Symbol" w:hAnsi="Symbol"/>
+      </w:rPr>
+    </w:lvl>
+    <w:lvl xmlns:w="http://schemas.openxmlformats.org/wordprocessingml/2006/main" w:ilvl="4">
+      <w:start w:val="1"/>
+      <w:numFmt w:val="bullet"/>
+      <w:lvlText w:val="o"/>
+      <w:lvlJc w:val="left"/>
+      <w:pPr>
+        <w:ind w:left="3600" w:hanging="360"/>
+      </w:pPr>
+      <w:rPr>
+        <w:rFonts w:hint="default" w:ascii="Courier New" w:hAnsi="Courier New"/>
+      </w:rPr>
+    </w:lvl>
+    <w:lvl xmlns:w="http://schemas.openxmlformats.org/wordprocessingml/2006/main" w:ilvl="5">
+      <w:start w:val="1"/>
+      <w:numFmt w:val="bullet"/>
+      <w:lvlText w:val=""/>
+      <w:lvlJc w:val="left"/>
+      <w:pPr>
+        <w:ind w:left="4320" w:hanging="360"/>
+      </w:pPr>
+      <w:rPr>
+        <w:rFonts w:hint="default" w:ascii="Wingdings" w:hAnsi="Wingdings"/>
+      </w:rPr>
+    </w:lvl>
+    <w:lvl xmlns:w="http://schemas.openxmlformats.org/wordprocessingml/2006/main" w:ilvl="6">
+      <w:start w:val="1"/>
+      <w:numFmt w:val="bullet"/>
+      <w:lvlText w:val=""/>
+      <w:lvlJc w:val="left"/>
+      <w:pPr>
+        <w:ind w:left="5040" w:hanging="360"/>
+      </w:pPr>
+      <w:rPr>
+        <w:rFonts w:hint="default" w:ascii="Symbol" w:hAnsi="Symbol"/>
+      </w:rPr>
+    </w:lvl>
+    <w:lvl xmlns:w="http://schemas.openxmlformats.org/wordprocessingml/2006/main" w:ilvl="7">
+      <w:start w:val="1"/>
+      <w:numFmt w:val="bullet"/>
+      <w:lvlText w:val="o"/>
+      <w:lvlJc w:val="left"/>
+      <w:pPr>
+        <w:ind w:left="5760" w:hanging="360"/>
+      </w:pPr>
+      <w:rPr>
+        <w:rFonts w:hint="default" w:ascii="Courier New" w:hAnsi="Courier New"/>
+      </w:rPr>
+    </w:lvl>
+    <w:lvl xmlns:w="http://schemas.openxmlformats.org/wordprocessingml/2006/main" w:ilvl="8">
+      <w:start w:val="1"/>
+      <w:numFmt w:val="bullet"/>
+      <w:lvlText w:val=""/>
+      <w:lvlJc w:val="left"/>
+      <w:pPr>
+        <w:ind w:left="6480" w:hanging="360"/>
+      </w:pPr>
+      <w:rPr>
+        <w:rFonts w:hint="default" w:ascii="Wingdings" w:hAnsi="Wingdings"/>
+      </w:rPr>
+    </w:lvl>
+  </w:abstractNum>
+  <w:num w:numId="6">
+    <w:abstractNumId w:val="6"/>
+  </w:num>
+  <w:num w:numId="5">
+    <w:abstractNumId w:val="5"/>
+  </w:num>
+  <w:num w:numId="4">
+    <w:abstractNumId w:val="4"/>
+  </w:num>
+  <w:num w:numId="3">
+    <w:abstractNumId w:val="3"/>
+  </w:num>
+  <w:num w:numId="2">
+    <w:abstractNumId w:val="2"/>
+  </w:num>
+  <w:num w:numId="1">
+    <w:abstractNumId w:val="1"/>
+  </w:num>
+</w:numbering>
 </file>
 
 <file path=word/styles.xml><?xml version="1.0" encoding="utf-8"?>
@@ -1895,6 +4607,18 @@
     <w:semiHidden/>
     <w:unhideWhenUsed/>
   </w:style>
+  <w:style w:type="paragraph" w:styleId="ListParagraph">
+    <w:uiPriority w:val="34"/>
+    <w:name w:val="List Paragraph"/>
+    <w:basedOn w:val="Normal"/>
+    <w:qFormat/>
+    <w:rsid w:val="0460B1AA"/>
+    <w:pPr>
+      <w:spacing/>
+      <w:ind w:left="720"/>
+      <w:contextualSpacing/>
+    </w:pPr>
+  </w:style>
 </w:styles>
 </file>
 
